--- a/app/modulos/ribot/plantillas/MODELO RM 6441.docx
+++ b/app/modulos/ribot/plantillas/MODELO RM 6441.docx
@@ -12,15 +12,6 @@
           <w:lang w:val="en-US"/>
         </w:rPr>
       </w:pPr>
-    </w:p>
-    <w:p>
-      <w:pPr>
-        <w:ind w:left="0" w:right="1133"/>
-        <w:jc w:val="right"/>
-        <w:rPr>
-          <w:rFonts w:ascii="Arial" w:hAnsi="Arial" w:cs="Arial"/>
-        </w:rPr>
-      </w:pPr>
       <w:r>
         <w:rPr>
           <w:rFonts w:ascii="Arial" w:hAnsi="Arial" w:cs="Arial"/>
@@ -28,13 +19,13 @@
           <w:lang w:val="en-US"/>
         </w:rPr>
         <w:drawing>
-          <wp:anchor distT="0" distB="0" distL="114300" distR="114300" simplePos="0" relativeHeight="251659264" behindDoc="1" locked="0" layoutInCell="1" allowOverlap="1" wp14:anchorId="0A403291" wp14:editId="204794A4">
+          <wp:anchor distT="0" distB="0" distL="114300" distR="114300" simplePos="0" relativeHeight="251659264" behindDoc="1" locked="0" layoutInCell="1" allowOverlap="1" wp14:anchorId="0A403291" wp14:editId="5985A471">
             <wp:simplePos x="0" y="0"/>
             <wp:positionH relativeFrom="margin">
               <wp:align>center</wp:align>
             </wp:positionH>
             <wp:positionV relativeFrom="paragraph">
-              <wp:posOffset>110183</wp:posOffset>
+              <wp:posOffset>580</wp:posOffset>
             </wp:positionV>
             <wp:extent cx="1327150" cy="1210945"/>
             <wp:effectExtent l="0" t="0" r="6350" b="8255"/>
@@ -90,6 +81,15 @@
     </w:p>
     <w:p>
       <w:pPr>
+        <w:ind w:left="0" w:right="1133"/>
+        <w:jc w:val="right"/>
+        <w:rPr>
+          <w:rFonts w:ascii="Arial" w:hAnsi="Arial" w:cs="Arial"/>
+        </w:rPr>
+      </w:pPr>
+    </w:p>
+    <w:p>
+      <w:pPr>
         <w:tabs>
           <w:tab w:val="right" w:pos="10773"/>
         </w:tabs>
@@ -132,28 +132,6 @@
     </w:p>
     <w:p>
       <w:pPr>
-        <w:spacing w:after="0"/>
-        <w:ind w:right="1133"/>
-        <w:rPr>
-          <w:rFonts w:ascii="Arial" w:hAnsi="Arial" w:cs="Arial"/>
-          <w:b/>
-          <w:sz w:val="28"/>
-        </w:rPr>
-      </w:pPr>
-    </w:p>
-    <w:p>
-      <w:pPr>
-        <w:spacing w:after="0" w:line="200" w:lineRule="atLeast"/>
-        <w:jc w:val="center"/>
-        <w:rPr>
-          <w:rFonts w:ascii="Arial" w:hAnsi="Arial" w:cs="Arial"/>
-          <w:b/>
-          <w:sz w:val="28"/>
-        </w:rPr>
-      </w:pPr>
-    </w:p>
-    <w:p>
-      <w:pPr>
         <w:spacing w:after="0" w:line="200" w:lineRule="atLeast"/>
         <w:jc w:val="center"/>
         <w:rPr>
@@ -180,19 +158,31 @@
         <w:rPr>
           <w:rFonts w:ascii="Arial" w:hAnsi="Arial" w:cs="Arial"/>
           <w:b/>
-          <w:sz w:val="28"/>
-          <w:szCs w:val="28"/>
-        </w:rPr>
-      </w:pPr>
-      <w:r>
+          <w:sz w:val="24"/>
+          <w:szCs w:val="24"/>
+        </w:rPr>
+      </w:pPr>
+      <w:r>
+        <w:rPr>
+          <w:rFonts w:ascii="Arial" w:hAnsi="Arial" w:cs="Arial"/>
+          <w:b/>
+          <w:sz w:val="24"/>
+          <w:szCs w:val="24"/>
+        </w:rPr>
+        <w:t>INTENDENCIA DE TRIBUTOS INTERNOS JUNIN</w:t>
+      </w:r>
+    </w:p>
+    <w:p>
+      <w:pPr>
+        <w:spacing w:after="0" w:line="200" w:lineRule="atLeast"/>
+        <w:jc w:val="center"/>
         <w:rPr>
           <w:rFonts w:ascii="Arial" w:hAnsi="Arial" w:cs="Arial"/>
           <w:b/>
           <w:sz w:val="28"/>
           <w:szCs w:val="28"/>
         </w:rPr>
-        <w:t>RESOLUCIÓN</w:t>
-      </w:r>
+      </w:pPr>
       <w:r>
         <w:rPr>
           <w:rFonts w:ascii="Arial" w:hAnsi="Arial" w:cs="Arial"/>
@@ -200,7 +190,7 @@
           <w:sz w:val="28"/>
           <w:szCs w:val="28"/>
         </w:rPr>
-        <w:t xml:space="preserve"> DE INTENDENCIA </w:t>
+        <w:t xml:space="preserve">RESOLUCIÓN DE INTENDENCIA </w:t>
       </w:r>
     </w:p>
     <w:p>
@@ -214,7 +204,6 @@
           <w:szCs w:val="28"/>
         </w:rPr>
       </w:pPr>
-      <w:proofErr w:type="spellStart"/>
       <w:r>
         <w:rPr>
           <w:rFonts w:ascii="Arial" w:hAnsi="Arial" w:cs="Arial"/>
@@ -222,17 +211,7 @@
           <w:sz w:val="28"/>
           <w:szCs w:val="28"/>
         </w:rPr>
-        <w:t>N.°</w:t>
-      </w:r>
-      <w:proofErr w:type="spellEnd"/>
-      <w:r>
-        <w:rPr>
-          <w:rFonts w:ascii="Arial" w:hAnsi="Arial" w:cs="Arial"/>
-          <w:b/>
-          <w:sz w:val="28"/>
-          <w:szCs w:val="28"/>
-        </w:rPr>
-        <w:t xml:space="preserve"> </w:t>
+        <w:t xml:space="preserve">N.° </w:t>
       </w:r>
       <w:r>
         <w:rPr>
@@ -306,17 +285,16 @@
           <w:szCs w:val="20"/>
           <w:lang w:val="es-ES_tradnl" w:eastAsia="es-ES"/>
         </w:rPr>
-        <w:t>{{CIUDAD}}, {{FECHA_RES}}</w:t>
-      </w:r>
-      <w:r>
-        <w:rPr>
-          <w:rFonts w:ascii="Arial" w:eastAsia="Times New Roman" w:hAnsi="Arial" w:cs="Arial"/>
-          <w:bCs/>
-          <w:sz w:val="20"/>
-          <w:szCs w:val="20"/>
-          <w:lang w:val="es-ES_tradnl" w:eastAsia="es-ES"/>
-        </w:rPr>
-        <w:t>.</w:t>
+        <w:t xml:space="preserve">Huancayo, </w:t>
+      </w:r>
+      <w:r>
+        <w:rPr>
+          <w:rFonts w:ascii="Arial" w:hAnsi="Arial" w:cs="Arial"/>
+          <w:sz w:val="20"/>
+          <w:szCs w:val="20"/>
+          <w:lang w:val="es-ES_tradnl"/>
+        </w:rPr>
+        <w:t>{{FECHA_RES}}</w:t>
       </w:r>
     </w:p>
     <w:p>
@@ -375,27 +353,43 @@
           <w:sz w:val="20"/>
           <w:szCs w:val="20"/>
         </w:rPr>
-        <w:t xml:space="preserve">, el Expediente </w:t>
-      </w:r>
-      <w:proofErr w:type="spellStart"/>
-      <w:r>
-        <w:rPr>
-          <w:rFonts w:ascii="Arial" w:hAnsi="Arial" w:cs="Arial"/>
-          <w:sz w:val="20"/>
-          <w:szCs w:val="20"/>
-        </w:rPr>
-        <w:t>N.°</w:t>
-      </w:r>
-      <w:proofErr w:type="spellEnd"/>
-      <w:r>
-        <w:rPr>
-          <w:rFonts w:ascii="Arial" w:hAnsi="Arial" w:cs="Arial"/>
+        <w:t xml:space="preserve">, el Expediente N.° </w:t>
+      </w:r>
+      <w:bookmarkStart w:id="0" w:name="_Hlk130395858"/>
+      <w:r>
+        <w:rPr>
+          <w:rFonts w:ascii="Arial" w:hAnsi="Arial" w:cs="Arial"/>
+          <w:bCs/>
+          <w:sz w:val="20"/>
+          <w:szCs w:val="20"/>
+        </w:rPr>
+        <w:t>{{NRO_EXP}}</w:t>
+      </w:r>
+      <w:r>
+        <w:rPr>
+          <w:rFonts w:ascii="Arial" w:hAnsi="Arial" w:cs="Arial"/>
+          <w:bCs/>
           <w:sz w:val="20"/>
           <w:szCs w:val="20"/>
         </w:rPr>
         <w:t xml:space="preserve"> </w:t>
       </w:r>
-      <w:bookmarkStart w:id="0" w:name="_Hlk130395858"/>
+      <w:r>
+        <w:rPr>
+          <w:rFonts w:ascii="Arial" w:hAnsi="Arial" w:cs="Arial"/>
+          <w:sz w:val="20"/>
+          <w:szCs w:val="20"/>
+        </w:rPr>
+        <w:t xml:space="preserve"> </w:t>
+      </w:r>
+      <w:r>
+        <w:rPr>
+          <w:rFonts w:ascii="Arial" w:hAnsi="Arial" w:cs="Arial"/>
+          <w:sz w:val="20"/>
+          <w:szCs w:val="20"/>
+        </w:rPr>
+        <w:t xml:space="preserve">- Formulario N.° 194 “Comunicación para la revocación, modificación, sustitución, complementación o convalidación de los actos administrativos” de fecha </w:t>
+      </w:r>
       <w:r>
         <w:rPr>
           <w:rFonts w:ascii="Arial" w:hAnsi="Arial" w:cs="Arial"/>
@@ -403,7 +397,40 @@
           <w:sz w:val="20"/>
           <w:szCs w:val="20"/>
         </w:rPr>
-        <w:t>{{NRO_EX</w:t>
+        <w:t>{{FEC_EXP}}</w:t>
+      </w:r>
+      <w:r>
+        <w:rPr>
+          <w:rFonts w:ascii="Arial" w:hAnsi="Arial" w:cs="Arial"/>
+          <w:sz w:val="20"/>
+          <w:szCs w:val="20"/>
+        </w:rPr>
+        <w:t>,</w:t>
+      </w:r>
+      <w:r>
+        <w:rPr>
+          <w:rFonts w:ascii="Arial" w:hAnsi="Arial" w:cs="Arial"/>
+          <w:sz w:val="20"/>
+          <w:szCs w:val="20"/>
+        </w:rPr>
+        <w:t xml:space="preserve"> correspondiente al</w:t>
+      </w:r>
+      <w:r>
+        <w:rPr>
+          <w:rFonts w:ascii="Arial" w:hAnsi="Arial" w:cs="Arial"/>
+          <w:sz w:val="20"/>
+          <w:szCs w:val="20"/>
+        </w:rPr>
+        <w:t xml:space="preserve"> contribuyente </w:t>
+      </w:r>
+      <w:r>
+        <w:rPr>
+          <w:rFonts w:ascii="Arial" w:hAnsi="Arial" w:cs="Arial"/>
+          <w:b/>
+          <w:sz w:val="20"/>
+          <w:szCs w:val="20"/>
+        </w:rPr>
+        <w:t>{{RAZON_SOCIAL}}</w:t>
       </w:r>
       <w:r>
         <w:rPr>
@@ -411,8 +438,9 @@
           <w:bCs/>
           <w:sz w:val="20"/>
           <w:szCs w:val="20"/>
-        </w:rPr>
-        <w:t>P</w:t>
+          <w:lang w:val="es-ES_tradnl"/>
+        </w:rPr>
+        <w:t>,</w:t>
       </w:r>
       <w:r>
         <w:rPr>
@@ -420,15 +448,7 @@
           <w:bCs/>
           <w:sz w:val="20"/>
           <w:szCs w:val="20"/>
-        </w:rPr>
-        <w:t>}}</w:t>
-      </w:r>
-      <w:r>
-        <w:rPr>
-          <w:rFonts w:ascii="Arial" w:hAnsi="Arial" w:cs="Arial"/>
-          <w:bCs/>
-          <w:sz w:val="20"/>
-          <w:szCs w:val="20"/>
+          <w:lang w:val="es-ES_tradnl"/>
         </w:rPr>
         <w:t xml:space="preserve"> </w:t>
       </w:r>
@@ -438,58 +458,9 @@
           <w:sz w:val="20"/>
           <w:szCs w:val="20"/>
         </w:rPr>
-        <w:t xml:space="preserve">- Formulario </w:t>
-      </w:r>
-      <w:proofErr w:type="spellStart"/>
-      <w:r>
-        <w:rPr>
-          <w:rFonts w:ascii="Arial" w:hAnsi="Arial" w:cs="Arial"/>
-          <w:sz w:val="20"/>
-          <w:szCs w:val="20"/>
-        </w:rPr>
-        <w:t>N.°</w:t>
-      </w:r>
-      <w:proofErr w:type="spellEnd"/>
-      <w:r>
-        <w:rPr>
-          <w:rFonts w:ascii="Arial" w:hAnsi="Arial" w:cs="Arial"/>
-          <w:sz w:val="20"/>
-          <w:szCs w:val="20"/>
-        </w:rPr>
-        <w:t xml:space="preserve"> 194 “Comunicación para la revocación, modificación, sustitución, complementación o convalidación de los actos administrativos” de fecha </w:t>
-      </w:r>
-      <w:r>
-        <w:rPr>
-          <w:rFonts w:ascii="Arial" w:hAnsi="Arial" w:cs="Arial"/>
-          <w:sz w:val="20"/>
-          <w:szCs w:val="20"/>
-        </w:rPr>
-        <w:t>{{FEC_EXP}},</w:t>
-      </w:r>
-      <w:r>
-        <w:rPr>
-          <w:rFonts w:ascii="Arial" w:hAnsi="Arial" w:cs="Arial"/>
-          <w:sz w:val="20"/>
-          <w:szCs w:val="20"/>
-        </w:rPr>
-        <w:t xml:space="preserve"> </w:t>
-      </w:r>
-      <w:r>
-        <w:rPr>
-          <w:rFonts w:ascii="Arial" w:hAnsi="Arial" w:cs="Arial"/>
-          <w:sz w:val="20"/>
-          <w:szCs w:val="20"/>
-        </w:rPr>
-        <w:t>correspondiente al</w:t>
-      </w:r>
-      <w:r>
-        <w:rPr>
-          <w:rFonts w:ascii="Arial" w:hAnsi="Arial" w:cs="Arial"/>
-          <w:sz w:val="20"/>
-          <w:szCs w:val="20"/>
-        </w:rPr>
-        <w:t xml:space="preserve"> contribuyente </w:t>
-      </w:r>
+        <w:t xml:space="preserve">identificado con RUC N.° </w:t>
+      </w:r>
+      <w:bookmarkEnd w:id="0"/>
       <w:r>
         <w:rPr>
           <w:rFonts w:ascii="Arial" w:hAnsi="Arial" w:cs="Arial"/>
@@ -497,42 +468,6 @@
           <w:sz w:val="20"/>
           <w:szCs w:val="20"/>
         </w:rPr>
-        <w:t>{{RAZON_SOCIAL}}</w:t>
-      </w:r>
-      <w:r>
-        <w:rPr>
-          <w:rFonts w:ascii="Arial" w:hAnsi="Arial" w:cs="Arial"/>
-          <w:sz w:val="20"/>
-          <w:szCs w:val="20"/>
-        </w:rPr>
-        <w:t xml:space="preserve">, identificado con RUC </w:t>
-      </w:r>
-      <w:proofErr w:type="spellStart"/>
-      <w:r>
-        <w:rPr>
-          <w:rFonts w:ascii="Arial" w:hAnsi="Arial" w:cs="Arial"/>
-          <w:sz w:val="20"/>
-          <w:szCs w:val="20"/>
-        </w:rPr>
-        <w:t>N.°</w:t>
-      </w:r>
-      <w:proofErr w:type="spellEnd"/>
-      <w:r>
-        <w:rPr>
-          <w:rFonts w:ascii="Arial" w:hAnsi="Arial" w:cs="Arial"/>
-          <w:sz w:val="20"/>
-          <w:szCs w:val="20"/>
-        </w:rPr>
-        <w:t xml:space="preserve"> </w:t>
-      </w:r>
-      <w:bookmarkEnd w:id="0"/>
-      <w:r>
-        <w:rPr>
-          <w:rFonts w:ascii="Arial" w:hAnsi="Arial" w:cs="Arial"/>
-          <w:b/>
-          <w:sz w:val="20"/>
-          <w:szCs w:val="20"/>
-        </w:rPr>
         <w:t>{{RUC}}</w:t>
       </w:r>
       <w:r>
@@ -545,9 +480,10 @@
       </w:r>
       <w:r>
         <w:rPr>
-          <w:rFonts w:ascii="Arial" w:hAnsi="Arial" w:cs="Arial"/>
-          <w:sz w:val="20"/>
-          <w:szCs w:val="20"/>
+          <w:rFonts w:ascii="Arial" w:eastAsia="Times New Roman" w:hAnsi="Arial" w:cs="Arial"/>
+          <w:sz w:val="20"/>
+          <w:szCs w:val="20"/>
+          <w:lang w:eastAsia="es-ES"/>
         </w:rPr>
         <w:t>{{DOMICILIO}}</w:t>
       </w:r>
@@ -565,25 +501,7 @@
           <w:sz w:val="20"/>
           <w:szCs w:val="20"/>
         </w:rPr>
-        <w:t xml:space="preserve"> contra la Resolución de Multa </w:t>
-      </w:r>
-      <w:proofErr w:type="spellStart"/>
-      <w:r>
-        <w:rPr>
-          <w:rFonts w:ascii="Arial" w:hAnsi="Arial" w:cs="Arial"/>
-          <w:sz w:val="20"/>
-          <w:szCs w:val="20"/>
-        </w:rPr>
-        <w:t>N.°</w:t>
-      </w:r>
-      <w:proofErr w:type="spellEnd"/>
-      <w:r>
-        <w:rPr>
-          <w:rFonts w:ascii="Arial" w:hAnsi="Arial" w:cs="Arial"/>
-          <w:sz w:val="20"/>
-          <w:szCs w:val="20"/>
-        </w:rPr>
-        <w:t xml:space="preserve"> </w:t>
+        <w:t xml:space="preserve"> contra la Resolución de Multa N.° </w:t>
       </w:r>
       <w:r>
         <w:rPr>
@@ -598,86 +516,60 @@
       <w:r>
         <w:rPr>
           <w:rFonts w:ascii="Arial" w:hAnsi="Arial" w:cs="Arial"/>
-          <w:sz w:val="20"/>
-          <w:szCs w:val="20"/>
-        </w:rPr>
-        <w:t xml:space="preserve">, emitida por la infracción tipificada en el numeral 1 del artículo 176° del Código Tributario - </w:t>
-      </w:r>
-      <w:r>
-        <w:rPr>
-          <w:rFonts w:ascii="Arial" w:hAnsi="Arial" w:cs="Arial"/>
-          <w:sz w:val="20"/>
-          <w:szCs w:val="20"/>
+          <w:bCs/>
+          <w:sz w:val="20"/>
+          <w:szCs w:val="20"/>
+          <w:lang w:val="es-ES_tradnl"/>
+        </w:rPr>
+        <w:t>,</w:t>
+      </w:r>
+      <w:r>
+        <w:rPr>
+          <w:rFonts w:ascii="Arial" w:hAnsi="Arial" w:cs="Arial"/>
+          <w:bCs/>
+          <w:sz w:val="20"/>
+          <w:szCs w:val="20"/>
+          <w:lang w:val="es-ES_tradnl"/>
+        </w:rPr>
+        <w:t xml:space="preserve"> </w:t>
+      </w:r>
+      <w:r>
+        <w:rPr>
+          <w:rFonts w:ascii="Arial" w:hAnsi="Arial" w:cs="Arial"/>
+          <w:sz w:val="20"/>
+          <w:szCs w:val="20"/>
+        </w:rPr>
+        <w:t xml:space="preserve">emitida por la infracción tipificada en el numeral 1 del artículo 176° del Código Tributario - </w:t>
+      </w:r>
+      <w:r>
+        <w:rPr>
+          <w:rFonts w:ascii="Arial" w:hAnsi="Arial" w:cs="Arial"/>
+          <w:bCs/>
+          <w:sz w:val="20"/>
+          <w:szCs w:val="20"/>
+          <w:lang w:val="es-ES"/>
         </w:rPr>
         <w:t>{{COD_TRIB}}</w:t>
       </w:r>
       <w:r>
         <w:rPr>
           <w:rFonts w:ascii="Arial" w:hAnsi="Arial" w:cs="Arial"/>
-          <w:sz w:val="20"/>
-          <w:szCs w:val="20"/>
-        </w:rPr>
-        <w:t xml:space="preserve">, </w:t>
-      </w:r>
-      <w:r>
-        <w:rPr>
-          <w:noProof/>
-        </w:rPr>
-        <w:drawing>
-          <wp:anchor distT="0" distB="0" distL="114300" distR="114300" simplePos="0" relativeHeight="251679744" behindDoc="1" locked="0" layoutInCell="1" allowOverlap="1" wp14:anchorId="779A0457" wp14:editId="6AA56EF8">
-            <wp:simplePos x="0" y="0"/>
-            <wp:positionH relativeFrom="column">
-              <wp:posOffset>0</wp:posOffset>
-            </wp:positionH>
-            <wp:positionV relativeFrom="paragraph">
-              <wp:posOffset>913765</wp:posOffset>
-            </wp:positionV>
-            <wp:extent cx="876453" cy="810055"/>
-            <wp:effectExtent l="0" t="0" r="0" b="9525"/>
-            <wp:wrapNone/>
-            <wp:docPr id="2078249134" name="Imagen 1" descr="Diagrama&#10;&#10;El contenido generado por IA puede ser incorrecto."/>
-            <wp:cNvGraphicFramePr>
-              <a:graphicFrameLocks xmlns:a="http://schemas.openxmlformats.org/drawingml/2006/main" noChangeAspect="1"/>
-            </wp:cNvGraphicFramePr>
-            <a:graphic xmlns:a="http://schemas.openxmlformats.org/drawingml/2006/main">
-              <a:graphicData uri="http://schemas.openxmlformats.org/drawingml/2006/picture">
-                <pic:pic xmlns:pic="http://schemas.openxmlformats.org/drawingml/2006/picture">
-                  <pic:nvPicPr>
-                    <pic:cNvPr id="2078249134" name="Imagen 1" descr="Diagrama&#10;&#10;El contenido generado por IA puede ser incorrecto."/>
-                    <pic:cNvPicPr/>
-                  </pic:nvPicPr>
-                  <pic:blipFill>
-                    <a:blip r:embed="rId12">
-                      <a:extLst>
-                        <a:ext uri="{28A0092B-C50C-407E-A947-70E740481C1C}">
-                          <a14:useLocalDpi xmlns:a14="http://schemas.microsoft.com/office/drawing/2010/main" val="0"/>
-                        </a:ext>
-                      </a:extLst>
-                    </a:blip>
-                    <a:stretch>
-                      <a:fillRect/>
-                    </a:stretch>
-                  </pic:blipFill>
-                  <pic:spPr>
-                    <a:xfrm>
-                      <a:off x="0" y="0"/>
-                      <a:ext cx="876453" cy="810055"/>
-                    </a:xfrm>
-                    <a:prstGeom prst="rect">
-                      <a:avLst/>
-                    </a:prstGeom>
-                  </pic:spPr>
-                </pic:pic>
-              </a:graphicData>
-            </a:graphic>
-            <wp14:sizeRelH relativeFrom="page">
-              <wp14:pctWidth>0</wp14:pctWidth>
-            </wp14:sizeRelH>
-            <wp14:sizeRelV relativeFrom="page">
-              <wp14:pctHeight>0</wp14:pctHeight>
-            </wp14:sizeRelV>
-          </wp:anchor>
-        </w:drawing>
+          <w:bCs/>
+          <w:sz w:val="20"/>
+          <w:szCs w:val="20"/>
+          <w:lang w:val="es-ES_tradnl"/>
+        </w:rPr>
+        <w:t>,</w:t>
+      </w:r>
+      <w:r>
+        <w:rPr>
+          <w:rFonts w:ascii="Arial" w:hAnsi="Arial" w:cs="Arial"/>
+          <w:bCs/>
+          <w:sz w:val="20"/>
+          <w:szCs w:val="20"/>
+          <w:lang w:val="es-ES_tradnl"/>
+        </w:rPr>
+        <w:t xml:space="preserve"> </w:t>
       </w:r>
       <w:r>
         <w:rPr>
@@ -690,10 +582,20 @@
       <w:r>
         <w:rPr>
           <w:rFonts w:ascii="Arial" w:hAnsi="Arial" w:cs="Arial"/>
-          <w:sz w:val="20"/>
-          <w:szCs w:val="20"/>
-        </w:rPr>
-        <w:t>{{PERIODO}}.</w:t>
+          <w:bCs/>
+          <w:sz w:val="20"/>
+          <w:szCs w:val="20"/>
+        </w:rPr>
+        <w:t>{{PERIODO}}</w:t>
+      </w:r>
+      <w:r>
+        <w:rPr>
+          <w:rFonts w:ascii="Arial" w:hAnsi="Arial" w:cs="Arial"/>
+          <w:bCs/>
+          <w:sz w:val="20"/>
+          <w:szCs w:val="20"/>
+        </w:rPr>
+        <w:t>.</w:t>
       </w:r>
     </w:p>
     <w:p>
@@ -739,52 +641,16 @@
       </w:pPr>
       <w:r>
         <w:rPr>
-          <w:rFonts w:ascii="Arial" w:eastAsia="Times New Roman" w:hAnsi="Arial" w:cs="Arial"/>
-          <w:b/>
-          <w:sz w:val="20"/>
-          <w:szCs w:val="20"/>
-          <w:lang w:val="es-ES_tradnl" w:eastAsia="es-ES"/>
-        </w:rPr>
-        <w:t>CONSIDERANDO:</w:t>
-      </w:r>
-    </w:p>
-    <w:p>
-      <w:pPr>
-        <w:spacing w:after="0" w:line="240" w:lineRule="atLeast"/>
-        <w:ind w:left="1418" w:right="1418"/>
-        <w:jc w:val="both"/>
-        <w:rPr>
-          <w:rFonts w:ascii="Arial" w:eastAsia="Times New Roman" w:hAnsi="Arial" w:cs="Arial"/>
-          <w:b/>
-          <w:sz w:val="20"/>
-          <w:szCs w:val="20"/>
-          <w:lang w:val="es-ES_tradnl" w:eastAsia="es-ES"/>
-        </w:rPr>
-      </w:pPr>
-    </w:p>
-    <w:p>
-      <w:pPr>
-        <w:spacing w:after="0" w:line="240" w:lineRule="atLeast"/>
-        <w:ind w:left="1418" w:right="1418"/>
-        <w:jc w:val="both"/>
-        <w:rPr>
-          <w:rFonts w:ascii="Arial" w:hAnsi="Arial" w:cs="Arial"/>
-          <w:sz w:val="20"/>
-          <w:szCs w:val="20"/>
-        </w:rPr>
-      </w:pPr>
-      <w:r>
-        <w:rPr>
           <w:noProof/>
         </w:rPr>
         <w:drawing>
-          <wp:anchor distT="0" distB="0" distL="114300" distR="114300" simplePos="0" relativeHeight="251667456" behindDoc="1" locked="0" layoutInCell="1" allowOverlap="1" wp14:anchorId="63C6D6AA" wp14:editId="44035C46">
+          <wp:anchor distT="0" distB="0" distL="114300" distR="114300" simplePos="0" relativeHeight="251667456" behindDoc="1" locked="0" layoutInCell="1" allowOverlap="1" wp14:anchorId="63C6D6AA" wp14:editId="5824F7B3">
             <wp:simplePos x="0" y="0"/>
             <wp:positionH relativeFrom="margin">
               <wp:align>left</wp:align>
             </wp:positionH>
             <wp:positionV relativeFrom="paragraph">
-              <wp:posOffset>610235</wp:posOffset>
+              <wp:posOffset>48342</wp:posOffset>
             </wp:positionV>
             <wp:extent cx="913870" cy="1096645"/>
             <wp:effectExtent l="0" t="0" r="635" b="8255"/>
@@ -801,7 +667,7 @@
                     <pic:cNvPicPr/>
                   </pic:nvPicPr>
                   <pic:blipFill>
-                    <a:blip r:embed="rId13">
+                    <a:blip r:embed="rId12">
                       <a:extLst>
                         <a:ext uri="{28A0092B-C50C-407E-A947-70E740481C1C}">
                           <a14:useLocalDpi xmlns:a14="http://schemas.microsoft.com/office/drawing/2010/main" val="0"/>
@@ -835,6 +701,42 @@
       </w:r>
       <w:r>
         <w:rPr>
+          <w:rFonts w:ascii="Arial" w:eastAsia="Times New Roman" w:hAnsi="Arial" w:cs="Arial"/>
+          <w:b/>
+          <w:sz w:val="20"/>
+          <w:szCs w:val="20"/>
+          <w:lang w:val="es-ES_tradnl" w:eastAsia="es-ES"/>
+        </w:rPr>
+        <w:t>CONSIDERANDO:</w:t>
+      </w:r>
+    </w:p>
+    <w:p>
+      <w:pPr>
+        <w:spacing w:after="0" w:line="240" w:lineRule="atLeast"/>
+        <w:ind w:left="1418" w:right="1418"/>
+        <w:jc w:val="both"/>
+        <w:rPr>
+          <w:rFonts w:ascii="Arial" w:eastAsia="Times New Roman" w:hAnsi="Arial" w:cs="Arial"/>
+          <w:b/>
+          <w:sz w:val="20"/>
+          <w:szCs w:val="20"/>
+          <w:lang w:val="es-ES_tradnl" w:eastAsia="es-ES"/>
+        </w:rPr>
+      </w:pPr>
+    </w:p>
+    <w:p>
+      <w:pPr>
+        <w:spacing w:after="0" w:line="240" w:lineRule="atLeast"/>
+        <w:ind w:left="1418" w:right="1418"/>
+        <w:jc w:val="both"/>
+        <w:rPr>
+          <w:rFonts w:ascii="Arial" w:hAnsi="Arial" w:cs="Arial"/>
+          <w:sz w:val="20"/>
+          <w:szCs w:val="20"/>
+        </w:rPr>
+      </w:pPr>
+      <w:r>
+        <w:rPr>
           <w:rFonts w:ascii="Arial" w:hAnsi="Arial" w:cs="Arial"/>
           <w:sz w:val="20"/>
           <w:szCs w:val="20"/>
@@ -927,7 +829,7 @@
                     </pic:cNvPicPr>
                   </pic:nvPicPr>
                   <pic:blipFill rotWithShape="1">
-                    <a:blip r:embed="rId14">
+                    <a:blip r:embed="rId13">
                       <a:extLst>
                         <a:ext uri="{28A0092B-C50C-407E-A947-70E740481C1C}">
                           <a14:useLocalDpi xmlns:a14="http://schemas.microsoft.com/office/drawing/2010/main" val="0"/>
@@ -1068,19 +970,7 @@
           <w:szCs w:val="20"/>
           <w:lang w:val="es-ES"/>
         </w:rPr>
-        <w:t xml:space="preserve">indica que la SUNAT mediante  Resolución de Superintendencia establecerá la forma, plazo, información, </w:t>
-      </w:r>
-      <w:r>
-        <w:rPr>
-          <w:rFonts w:ascii="Arial" w:hAnsi="Arial" w:cs="Arial"/>
-          <w:noProof/>
-          <w:spacing w:val="-2"/>
-          <w:sz w:val="20"/>
-          <w:szCs w:val="20"/>
-          <w:lang w:val="es-ES"/>
-        </w:rPr>
-        <w:lastRenderedPageBreak/>
-        <w:t>documentación y demás condiciones para la inscripción en el RUC, así como para la modificación y actualización permanente de la información proporcionada al registro.</w:t>
+        <w:t>indica que la SUNAT mediante  Resolución de Superintendencia establecerá la forma, plazo, información, documentación y demás condiciones para la inscripción en el RUC, así como para la modificación y actualización permanente de la información proporcionada al registro.</w:t>
       </w:r>
     </w:p>
     <w:p>
@@ -1112,6 +1002,7 @@
           <w:sz w:val="20"/>
           <w:szCs w:val="20"/>
         </w:rPr>
+        <w:lastRenderedPageBreak/>
         <w:t xml:space="preserve">Que, es la Resolución de Superintendencia N.º 210-2004/SUNAT, la que regula las formas y condiciones en la que los contribuyentes solicitan la inscripción, reactivación, actualización o modificación de la información del RUC. </w:t>
       </w:r>
     </w:p>
@@ -1172,21 +1063,53 @@
       </w:pPr>
       <w:r>
         <w:rPr>
+          <w:rFonts w:ascii="Arial" w:hAnsi="Arial" w:cs="Arial"/>
+          <w:sz w:val="20"/>
+          <w:szCs w:val="20"/>
+        </w:rPr>
+        <w:t xml:space="preserve">Que, en ese sentido la comunicación de baja de tributo aceptada por la Administración Tributaria encuadra como una circunstancia posterior prevista en el inciso g) del numeral 1 del artículo 1° de la Resolución de Superintendencia N.° 002-97/SUNAT, resultando de aplicación el procedimiento establecido en dicha norma para la revocación de la resoluciones de multa que se hubieran girado por la omisión a la presentación de las declaraciones juradas mensuales correspondiente a periodos tributarios respecto de los cuales, de acuerdo con la información actualizada, no existía la obligación de efectuar su presentación. </w:t>
+      </w:r>
+    </w:p>
+    <w:p>
+      <w:pPr>
+        <w:spacing w:after="0" w:line="240" w:lineRule="atLeast"/>
+        <w:ind w:left="1418" w:right="1418"/>
+        <w:jc w:val="both"/>
+        <w:rPr>
+          <w:rFonts w:ascii="Arial" w:hAnsi="Arial" w:cs="Arial"/>
+          <w:sz w:val="20"/>
+          <w:szCs w:val="20"/>
+        </w:rPr>
+      </w:pPr>
+    </w:p>
+    <w:p>
+      <w:pPr>
+        <w:spacing w:after="0" w:line="240" w:lineRule="atLeast"/>
+        <w:ind w:left="1418" w:right="1418"/>
+        <w:jc w:val="both"/>
+        <w:rPr>
+          <w:rFonts w:ascii="Arial" w:hAnsi="Arial" w:cs="Arial"/>
+          <w:sz w:val="20"/>
+          <w:szCs w:val="20"/>
+        </w:rPr>
+      </w:pPr>
+      <w:r>
+        <w:rPr>
           <w:noProof/>
         </w:rPr>
         <w:drawing>
-          <wp:anchor distT="0" distB="0" distL="114300" distR="114300" simplePos="0" relativeHeight="251681792" behindDoc="1" locked="0" layoutInCell="1" allowOverlap="1" wp14:anchorId="6C61BE63" wp14:editId="232A8889">
+          <wp:anchor distT="0" distB="0" distL="114300" distR="114300" simplePos="0" relativeHeight="251677696" behindDoc="1" locked="0" layoutInCell="1" allowOverlap="1" wp14:anchorId="0FF6E58A" wp14:editId="00B3518B">
             <wp:simplePos x="0" y="0"/>
             <wp:positionH relativeFrom="margin">
               <wp:align>left</wp:align>
             </wp:positionH>
             <wp:positionV relativeFrom="paragraph">
-              <wp:posOffset>1028700</wp:posOffset>
+              <wp:posOffset>13970</wp:posOffset>
             </wp:positionV>
-            <wp:extent cx="876453" cy="810055"/>
-            <wp:effectExtent l="0" t="0" r="0" b="9525"/>
+            <wp:extent cx="913765" cy="1096645"/>
+            <wp:effectExtent l="0" t="0" r="635" b="8255"/>
             <wp:wrapNone/>
-            <wp:docPr id="1319380475" name="Imagen 1" descr="Diagrama&#10;&#10;El contenido generado por IA puede ser incorrecto."/>
+            <wp:docPr id="1694181097" name="Imagen 1694181097" descr="Imagen que contiene Gráfico&#10;&#10;Descripción generada automáticamente"/>
             <wp:cNvGraphicFramePr>
               <a:graphicFrameLocks xmlns:a="http://schemas.openxmlformats.org/drawingml/2006/main" noChangeAspect="1"/>
             </wp:cNvGraphicFramePr>
@@ -1194,7 +1117,7 @@
               <a:graphicData uri="http://schemas.openxmlformats.org/drawingml/2006/picture">
                 <pic:pic xmlns:pic="http://schemas.openxmlformats.org/drawingml/2006/picture">
                   <pic:nvPicPr>
-                    <pic:cNvPr id="2078249134" name="Imagen 1" descr="Diagrama&#10;&#10;El contenido generado por IA puede ser incorrecto."/>
+                    <pic:cNvPr id="20" name="Imagen 20" descr="Imagen que contiene Gráfico&#10;&#10;Descripción generada automáticamente"/>
                     <pic:cNvPicPr/>
                   </pic:nvPicPr>
                   <pic:blipFill>
@@ -1212,7 +1135,7 @@
                   <pic:spPr>
                     <a:xfrm>
                       <a:off x="0" y="0"/>
-                      <a:ext cx="876453" cy="810055"/>
+                      <a:ext cx="913765" cy="1096645"/>
                     </a:xfrm>
                     <a:prstGeom prst="rect">
                       <a:avLst/>
@@ -1221,10 +1144,10 @@
                 </pic:pic>
               </a:graphicData>
             </a:graphic>
-            <wp14:sizeRelH relativeFrom="page">
+            <wp14:sizeRelH relativeFrom="margin">
               <wp14:pctWidth>0</wp14:pctWidth>
             </wp14:sizeRelH>
-            <wp14:sizeRelV relativeFrom="page">
+            <wp14:sizeRelV relativeFrom="margin">
               <wp14:pctHeight>0</wp14:pctHeight>
             </wp14:sizeRelV>
           </wp:anchor>
@@ -1236,43 +1159,12 @@
           <w:sz w:val="20"/>
           <w:szCs w:val="20"/>
         </w:rPr>
-        <w:t xml:space="preserve">Que, en ese sentido la comunicación de baja de tributo aceptada por la Administración Tributaria encuadra como una circunstancia posterior prevista en el inciso g) del numeral 1 del artículo 1° de la Resolución de Superintendencia N.° 002-97/SUNAT, resultando de aplicación el procedimiento establecido en dicha norma para la revocación de la resoluciones de multa que se hubieran girado por la omisión a la presentación de las declaraciones juradas mensuales correspondiente a periodos tributarios respecto de los cuales, de acuerdo con la información actualizada, no existía la obligación de efectuar su presentación. </w:t>
-      </w:r>
-    </w:p>
-    <w:p>
-      <w:pPr>
-        <w:spacing w:after="0" w:line="240" w:lineRule="atLeast"/>
-        <w:ind w:left="1418" w:right="1418"/>
-        <w:jc w:val="both"/>
-        <w:rPr>
-          <w:rFonts w:ascii="Arial" w:hAnsi="Arial" w:cs="Arial"/>
-          <w:sz w:val="20"/>
-          <w:szCs w:val="20"/>
-        </w:rPr>
-      </w:pPr>
-    </w:p>
-    <w:p>
-      <w:pPr>
-        <w:spacing w:after="0" w:line="240" w:lineRule="atLeast"/>
-        <w:ind w:left="1418" w:right="1418"/>
-        <w:jc w:val="both"/>
-        <w:rPr>
-          <w:rFonts w:ascii="Arial" w:hAnsi="Arial" w:cs="Arial"/>
-          <w:sz w:val="20"/>
-          <w:szCs w:val="20"/>
-        </w:rPr>
-      </w:pPr>
-      <w:r>
-        <w:rPr>
-          <w:rFonts w:ascii="Arial" w:hAnsi="Arial" w:cs="Arial"/>
-          <w:sz w:val="20"/>
-          <w:szCs w:val="20"/>
-        </w:rPr>
         <w:t xml:space="preserve">Que, en el presente caso con fecha </w:t>
       </w:r>
       <w:r>
         <w:rPr>
           <w:rFonts w:ascii="Arial" w:hAnsi="Arial" w:cs="Arial"/>
+          <w:bCs/>
           <w:sz w:val="20"/>
           <w:szCs w:val="20"/>
         </w:rPr>
@@ -1281,10 +1173,20 @@
       <w:r>
         <w:rPr>
           <w:rFonts w:ascii="Arial" w:hAnsi="Arial" w:cs="Arial"/>
-          <w:sz w:val="20"/>
-          <w:szCs w:val="20"/>
-        </w:rPr>
-        <w:t>, se emitió al contribuyente la resolución de multa detallada en el cuadro siguiente:</w:t>
+          <w:bCs/>
+          <w:sz w:val="20"/>
+          <w:szCs w:val="20"/>
+          <w:lang w:val="es-ES_tradnl"/>
+        </w:rPr>
+        <w:t xml:space="preserve">, </w:t>
+      </w:r>
+      <w:r>
+        <w:rPr>
+          <w:rFonts w:ascii="Arial" w:hAnsi="Arial" w:cs="Arial"/>
+          <w:sz w:val="20"/>
+          <w:szCs w:val="20"/>
+        </w:rPr>
+        <w:t>se emitió al contribuyente la resolución de multa detallada en el cuadro siguiente:</w:t>
       </w:r>
     </w:p>
     <w:p>
@@ -1301,8 +1203,8 @@
     </w:p>
     <w:tbl>
       <w:tblPr>
-        <w:tblW w:w="8222" w:type="dxa"/>
-        <w:tblInd w:w="1838" w:type="dxa"/>
+        <w:tblW w:w="8877" w:type="dxa"/>
+        <w:tblInd w:w="1508" w:type="dxa"/>
         <w:tblCellMar>
           <w:left w:w="70" w:type="dxa"/>
           <w:right w:w="70" w:type="dxa"/>
@@ -1313,14 +1215,14 @@
         <w:gridCol w:w="1701"/>
         <w:gridCol w:w="1330"/>
         <w:gridCol w:w="1419"/>
-        <w:gridCol w:w="863"/>
-        <w:gridCol w:w="1134"/>
+        <w:gridCol w:w="1352"/>
+        <w:gridCol w:w="1086"/>
         <w:gridCol w:w="1134"/>
         <w:gridCol w:w="1296"/>
       </w:tblGrid>
       <w:tr>
         <w:trPr>
-          <w:trHeight w:val="565"/>
+          <w:trHeight w:val="474"/>
         </w:trPr>
         <w:tc>
           <w:tcPr>
@@ -1352,18 +1254,17 @@
             <w:r>
               <w:rPr>
                 <w:rFonts w:ascii="Arial" w:eastAsia="Times New Roman" w:hAnsi="Arial" w:cs="Arial"/>
-                <w:color w:val="000000"/>
                 <w:sz w:val="14"/>
                 <w:szCs w:val="14"/>
                 <w:lang w:eastAsia="es-PE"/>
               </w:rPr>
-              <w:t xml:space="preserve">RESOLUCION </w:t>
+              <w:t>RESULUCIÓN DE MULTA</w:t>
             </w:r>
           </w:p>
         </w:tc>
         <w:tc>
           <w:tcPr>
-            <w:tcW w:w="992" w:type="dxa"/>
+            <w:tcW w:w="1330" w:type="dxa"/>
             <w:tcBorders>
               <w:top w:val="single" w:sz="4" w:space="0" w:color="auto"/>
               <w:left w:val="nil"/>
@@ -1391,7 +1292,6 @@
             <w:r>
               <w:rPr>
                 <w:rFonts w:ascii="Arial" w:eastAsia="Times New Roman" w:hAnsi="Arial" w:cs="Arial"/>
-                <w:color w:val="000000"/>
                 <w:sz w:val="14"/>
                 <w:szCs w:val="14"/>
                 <w:lang w:eastAsia="es-PE"/>
@@ -1402,7 +1302,7 @@
         </w:tc>
         <w:tc>
           <w:tcPr>
-            <w:tcW w:w="993" w:type="dxa"/>
+            <w:tcW w:w="1419" w:type="dxa"/>
             <w:tcBorders>
               <w:top w:val="single" w:sz="4" w:space="0" w:color="auto"/>
               <w:left w:val="nil"/>
@@ -1421,7 +1321,6 @@
               <w:jc w:val="center"/>
               <w:rPr>
                 <w:rFonts w:ascii="Arial" w:eastAsia="Times New Roman" w:hAnsi="Arial" w:cs="Arial"/>
-                <w:color w:val="000000"/>
                 <w:sz w:val="14"/>
                 <w:szCs w:val="14"/>
                 <w:lang w:eastAsia="es-PE"/>
@@ -1430,18 +1329,39 @@
             <w:r>
               <w:rPr>
                 <w:rFonts w:ascii="Arial" w:eastAsia="Times New Roman" w:hAnsi="Arial" w:cs="Arial"/>
-                <w:color w:val="000000"/>
                 <w:sz w:val="14"/>
                 <w:szCs w:val="14"/>
                 <w:lang w:eastAsia="es-PE"/>
               </w:rPr>
-              <w:t>CODIGO TRIBUTO</w:t>
+              <w:t>CODIGO</w:t>
+            </w:r>
+          </w:p>
+          <w:p>
+            <w:pPr>
+              <w:spacing w:after="0" w:line="220" w:lineRule="atLeast"/>
+              <w:ind w:left="0" w:right="0"/>
+              <w:jc w:val="center"/>
+              <w:rPr>
+                <w:rFonts w:ascii="Arial" w:eastAsia="Times New Roman" w:hAnsi="Arial" w:cs="Arial"/>
+                <w:sz w:val="14"/>
+                <w:szCs w:val="14"/>
+                <w:lang w:eastAsia="es-PE"/>
+              </w:rPr>
+            </w:pPr>
+            <w:r>
+              <w:rPr>
+                <w:rFonts w:ascii="Arial" w:eastAsia="Times New Roman" w:hAnsi="Arial" w:cs="Arial"/>
+                <w:sz w:val="14"/>
+                <w:szCs w:val="14"/>
+                <w:lang w:eastAsia="es-PE"/>
+              </w:rPr>
+              <w:t>TRIBUTO</w:t>
             </w:r>
           </w:p>
         </w:tc>
         <w:tc>
           <w:tcPr>
-            <w:tcW w:w="1134" w:type="dxa"/>
+            <w:tcW w:w="1250" w:type="dxa"/>
             <w:tcBorders>
               <w:top w:val="single" w:sz="4" w:space="0" w:color="auto"/>
               <w:left w:val="nil"/>
@@ -1449,7 +1369,30 @@
               <w:right w:val="single" w:sz="4" w:space="0" w:color="auto"/>
             </w:tcBorders>
             <w:shd w:val="clear" w:color="auto" w:fill="F2F2F2"/>
+            <w:vAlign w:val="center"/>
           </w:tcPr>
+          <w:p>
+            <w:pPr>
+              <w:spacing w:after="0" w:line="220" w:lineRule="atLeast"/>
+              <w:ind w:left="0" w:right="0"/>
+              <w:jc w:val="center"/>
+              <w:rPr>
+                <w:rFonts w:ascii="Arial" w:eastAsia="Times New Roman" w:hAnsi="Arial" w:cs="Arial"/>
+                <w:sz w:val="14"/>
+                <w:szCs w:val="14"/>
+                <w:lang w:eastAsia="es-PE"/>
+              </w:rPr>
+            </w:pPr>
+            <w:r>
+              <w:rPr>
+                <w:rFonts w:ascii="Arial" w:eastAsia="Times New Roman" w:hAnsi="Arial" w:cs="Arial"/>
+                <w:sz w:val="14"/>
+                <w:szCs w:val="14"/>
+                <w:lang w:eastAsia="es-PE"/>
+              </w:rPr>
+              <w:t>CODIGO</w:t>
+            </w:r>
+          </w:p>
           <w:p>
             <w:pPr>
               <w:spacing w:after="0" w:line="220" w:lineRule="atLeast"/>
@@ -1466,21 +1409,29 @@
             <w:r>
               <w:rPr>
                 <w:rFonts w:ascii="Arial" w:eastAsia="Times New Roman" w:hAnsi="Arial" w:cs="Arial"/>
-                <w:color w:val="000000"/>
                 <w:sz w:val="14"/>
                 <w:szCs w:val="14"/>
                 <w:lang w:eastAsia="es-PE"/>
               </w:rPr>
-              <w:t>CODIGO TRIB. ASOC.</w:t>
+              <w:t>TRIB</w:t>
+            </w:r>
+            <w:r>
+              <w:rPr>
+                <w:rFonts w:ascii="Arial" w:eastAsia="Times New Roman" w:hAnsi="Arial" w:cs="Arial"/>
+                <w:sz w:val="14"/>
+                <w:szCs w:val="14"/>
+                <w:lang w:eastAsia="es-PE"/>
+              </w:rPr>
+              <w:t>. ASC.</w:t>
             </w:r>
           </w:p>
         </w:tc>
         <w:tc>
           <w:tcPr>
-            <w:tcW w:w="1134" w:type="dxa"/>
+            <w:tcW w:w="747" w:type="dxa"/>
             <w:tcBorders>
               <w:top w:val="single" w:sz="4" w:space="0" w:color="auto"/>
-              <w:left w:val="single" w:sz="4" w:space="0" w:color="auto"/>
+              <w:left w:val="nil"/>
               <w:bottom w:val="single" w:sz="4" w:space="0" w:color="auto"/>
               <w:right w:val="single" w:sz="4" w:space="0" w:color="auto"/>
             </w:tcBorders>
@@ -1544,21 +1495,20 @@
             <w:r>
               <w:rPr>
                 <w:rFonts w:ascii="Arial" w:eastAsia="Times New Roman" w:hAnsi="Arial" w:cs="Arial"/>
-                <w:color w:val="000000"/>
                 <w:sz w:val="14"/>
                 <w:szCs w:val="14"/>
                 <w:lang w:eastAsia="es-PE"/>
               </w:rPr>
-              <w:t xml:space="preserve">INTERES </w:t>
+              <w:t>INTERES</w:t>
             </w:r>
           </w:p>
         </w:tc>
         <w:tc>
           <w:tcPr>
-            <w:tcW w:w="1134" w:type="dxa"/>
+            <w:tcW w:w="1296" w:type="dxa"/>
             <w:tcBorders>
               <w:top w:val="single" w:sz="4" w:space="0" w:color="auto"/>
-              <w:left w:val="nil"/>
+              <w:left w:val="single" w:sz="4" w:space="0" w:color="auto"/>
               <w:bottom w:val="single" w:sz="4" w:space="0" w:color="auto"/>
               <w:right w:val="single" w:sz="4" w:space="0" w:color="auto"/>
             </w:tcBorders>
@@ -1583,19 +1533,18 @@
             <w:r>
               <w:rPr>
                 <w:rFonts w:ascii="Arial" w:eastAsia="Times New Roman" w:hAnsi="Arial" w:cs="Arial"/>
-                <w:color w:val="000000"/>
                 <w:sz w:val="14"/>
                 <w:szCs w:val="14"/>
                 <w:lang w:eastAsia="es-PE"/>
               </w:rPr>
-              <w:t xml:space="preserve">TOTAL </w:t>
+              <w:t>TOTAL</w:t>
             </w:r>
           </w:p>
         </w:tc>
       </w:tr>
       <w:tr>
         <w:trPr>
-          <w:trHeight w:val="544"/>
+          <w:trHeight w:val="410"/>
         </w:trPr>
         <w:tc>
           <w:tcPr>
@@ -1620,6 +1569,7 @@
                 <w:color w:val="000000"/>
                 <w:sz w:val="16"/>
                 <w:szCs w:val="16"/>
+                <w:highlight w:val="yellow"/>
                 <w:lang w:eastAsia="es-PE"/>
               </w:rPr>
             </w:pPr>
@@ -1638,7 +1588,7 @@
         </w:tc>
         <w:tc>
           <w:tcPr>
-            <w:tcW w:w="992" w:type="dxa"/>
+            <w:tcW w:w="1330" w:type="dxa"/>
             <w:tcBorders>
               <w:top w:val="nil"/>
               <w:left w:val="nil"/>
@@ -1659,6 +1609,7 @@
                 <w:color w:val="000000"/>
                 <w:sz w:val="20"/>
                 <w:szCs w:val="20"/>
+                <w:highlight w:val="yellow"/>
                 <w:lang w:eastAsia="es-PE"/>
               </w:rPr>
             </w:pPr>
@@ -1675,7 +1626,7 @@
         </w:tc>
         <w:tc>
           <w:tcPr>
-            <w:tcW w:w="993" w:type="dxa"/>
+            <w:tcW w:w="1419" w:type="dxa"/>
             <w:tcBorders>
               <w:top w:val="nil"/>
               <w:left w:val="nil"/>
@@ -1696,6 +1647,7 @@
                 <w:color w:val="000000"/>
                 <w:sz w:val="20"/>
                 <w:szCs w:val="20"/>
+                <w:highlight w:val="yellow"/>
                 <w:lang w:eastAsia="es-PE"/>
               </w:rPr>
             </w:pPr>
@@ -1712,7 +1664,7 @@
         </w:tc>
         <w:tc>
           <w:tcPr>
-            <w:tcW w:w="1134" w:type="dxa"/>
+            <w:tcW w:w="1250" w:type="dxa"/>
             <w:tcBorders>
               <w:top w:val="nil"/>
               <w:left w:val="nil"/>
@@ -1731,6 +1683,7 @@
                 <w:color w:val="000000"/>
                 <w:sz w:val="20"/>
                 <w:szCs w:val="20"/>
+                <w:highlight w:val="yellow"/>
                 <w:lang w:eastAsia="es-PE"/>
               </w:rPr>
             </w:pPr>
@@ -1741,7 +1694,45 @@
                 <w:szCs w:val="20"/>
                 <w:lang w:eastAsia="es-PE"/>
               </w:rPr>
-              <w:t>{{TRIB}}</w:t>
+              <w:t>{{CT_ASOC}}</w:t>
+            </w:r>
+          </w:p>
+        </w:tc>
+        <w:tc>
+          <w:tcPr>
+            <w:tcW w:w="747" w:type="dxa"/>
+            <w:tcBorders>
+              <w:top w:val="nil"/>
+              <w:left w:val="nil"/>
+              <w:bottom w:val="single" w:sz="4" w:space="0" w:color="auto"/>
+              <w:right w:val="single" w:sz="4" w:space="0" w:color="auto"/>
+            </w:tcBorders>
+            <w:noWrap/>
+            <w:vAlign w:val="center"/>
+            <w:hideMark/>
+          </w:tcPr>
+          <w:p>
+            <w:pPr>
+              <w:spacing w:after="0" w:line="220" w:lineRule="atLeast"/>
+              <w:ind w:left="0" w:right="0"/>
+              <w:jc w:val="center"/>
+              <w:rPr>
+                <w:rFonts w:ascii="Arial" w:eastAsia="Times New Roman" w:hAnsi="Arial" w:cs="Arial"/>
+                <w:color w:val="000000"/>
+                <w:sz w:val="20"/>
+                <w:szCs w:val="20"/>
+                <w:highlight w:val="yellow"/>
+                <w:lang w:eastAsia="es-PE"/>
+              </w:rPr>
+            </w:pPr>
+            <w:r>
+              <w:rPr>
+                <w:rFonts w:ascii="Arial" w:eastAsia="Times New Roman" w:hAnsi="Arial" w:cs="Arial"/>
+                <w:sz w:val="20"/>
+                <w:szCs w:val="20"/>
+                <w:lang w:eastAsia="es-PE"/>
+              </w:rPr>
+              <w:t>{{MULTA}}</w:t>
             </w:r>
           </w:p>
         </w:tc>
@@ -1768,6 +1759,7 @@
                 <w:color w:val="000000"/>
                 <w:sz w:val="20"/>
                 <w:szCs w:val="20"/>
+                <w:highlight w:val="yellow"/>
                 <w:lang w:eastAsia="es-PE"/>
               </w:rPr>
             </w:pPr>
@@ -1784,62 +1776,7 @@
         </w:tc>
         <w:tc>
           <w:tcPr>
-            <w:tcW w:w="1134" w:type="dxa"/>
-            <w:tcBorders>
-              <w:top w:val="nil"/>
-              <w:left w:val="nil"/>
-              <w:bottom w:val="single" w:sz="4" w:space="0" w:color="auto"/>
-              <w:right w:val="single" w:sz="4" w:space="0" w:color="auto"/>
-            </w:tcBorders>
-            <w:noWrap/>
-            <w:vAlign w:val="center"/>
-            <w:hideMark/>
-          </w:tcPr>
-          <w:p>
-            <w:pPr>
-              <w:spacing w:after="0" w:line="220" w:lineRule="atLeast"/>
-              <w:ind w:left="0" w:right="0"/>
-              <w:jc w:val="center"/>
-              <w:rPr>
-                <w:rFonts w:ascii="Arial" w:eastAsia="Times New Roman" w:hAnsi="Arial" w:cs="Arial"/>
-                <w:color w:val="000000"/>
-                <w:sz w:val="20"/>
-                <w:szCs w:val="20"/>
-                <w:lang w:eastAsia="es-PE"/>
-              </w:rPr>
-            </w:pPr>
-            <w:r>
-              <w:rPr>
-                <w:rFonts w:ascii="Arial" w:eastAsia="Times New Roman" w:hAnsi="Arial" w:cs="Arial"/>
-                <w:sz w:val="20"/>
-                <w:szCs w:val="20"/>
-                <w:lang w:eastAsia="es-PE"/>
-              </w:rPr>
-              <w:t>{{</w:t>
-            </w:r>
-            <w:r>
-              <w:rPr>
-                <w:rFonts w:ascii="Arial" w:eastAsia="Times New Roman" w:hAnsi="Arial" w:cs="Arial"/>
-                <w:sz w:val="20"/>
-                <w:szCs w:val="20"/>
-                <w:lang w:eastAsia="es-PE"/>
-              </w:rPr>
-              <w:t>TOTAL</w:t>
-            </w:r>
-            <w:r>
-              <w:rPr>
-                <w:rFonts w:ascii="Arial" w:eastAsia="Times New Roman" w:hAnsi="Arial" w:cs="Arial"/>
-                <w:sz w:val="20"/>
-                <w:szCs w:val="20"/>
-                <w:lang w:eastAsia="es-PE"/>
-              </w:rPr>
-              <w:t>}}</w:t>
-            </w:r>
-          </w:p>
-        </w:tc>
-        <w:tc>
-          <w:tcPr>
-            <w:tcW w:w="1134" w:type="dxa"/>
+            <w:tcW w:w="1296" w:type="dxa"/>
             <w:tcBorders>
               <w:top w:val="nil"/>
               <w:left w:val="single" w:sz="4" w:space="0" w:color="auto"/>
@@ -1857,9 +1794,12 @@
               <w:jc w:val="center"/>
               <w:rPr>
                 <w:rFonts w:ascii="Arial" w:eastAsia="Times New Roman" w:hAnsi="Arial" w:cs="Arial"/>
+                <w:b/>
+                <w:bCs/>
                 <w:color w:val="000000"/>
                 <w:sz w:val="20"/>
                 <w:szCs w:val="20"/>
+                <w:highlight w:val="yellow"/>
                 <w:lang w:eastAsia="es-PE"/>
               </w:rPr>
             </w:pPr>
@@ -1870,9 +1810,9 @@
                 <w:bCs/>
                 <w:sz w:val="20"/>
                 <w:szCs w:val="20"/>
-                <w:lang w:eastAsia="es-ES"/>
+                <w:lang w:eastAsia="es-PE"/>
               </w:rPr>
-              <w:t>{{NRO_OP}}</w:t>
+              <w:t>{{TOTAL}}</w:t>
             </w:r>
           </w:p>
         </w:tc>
@@ -1913,66 +1853,6 @@
       </w:pPr>
       <w:r>
         <w:rPr>
-          <w:noProof/>
-        </w:rPr>
-        <w:drawing>
-          <wp:anchor distT="0" distB="0" distL="114300" distR="114300" simplePos="0" relativeHeight="251669504" behindDoc="1" locked="0" layoutInCell="1" allowOverlap="1" wp14:anchorId="46C3204D" wp14:editId="64963ADC">
-            <wp:simplePos x="0" y="0"/>
-            <wp:positionH relativeFrom="margin">
-              <wp:align>left</wp:align>
-            </wp:positionH>
-            <wp:positionV relativeFrom="paragraph">
-              <wp:posOffset>374015</wp:posOffset>
-            </wp:positionV>
-            <wp:extent cx="913765" cy="1096645"/>
-            <wp:effectExtent l="0" t="0" r="635" b="8255"/>
-            <wp:wrapNone/>
-            <wp:docPr id="1708496157" name="Imagen 1708496157" descr="Imagen que contiene Gráfico&#10;&#10;Descripción generada automáticamente"/>
-            <wp:cNvGraphicFramePr>
-              <a:graphicFrameLocks xmlns:a="http://schemas.openxmlformats.org/drawingml/2006/main" noChangeAspect="1"/>
-            </wp:cNvGraphicFramePr>
-            <a:graphic xmlns:a="http://schemas.openxmlformats.org/drawingml/2006/main">
-              <a:graphicData uri="http://schemas.openxmlformats.org/drawingml/2006/picture">
-                <pic:pic xmlns:pic="http://schemas.openxmlformats.org/drawingml/2006/picture">
-                  <pic:nvPicPr>
-                    <pic:cNvPr id="20" name="Imagen 20" descr="Imagen que contiene Gráfico&#10;&#10;Descripción generada automáticamente"/>
-                    <pic:cNvPicPr/>
-                  </pic:nvPicPr>
-                  <pic:blipFill>
-                    <a:blip r:embed="rId13">
-                      <a:extLst>
-                        <a:ext uri="{28A0092B-C50C-407E-A947-70E740481C1C}">
-                          <a14:useLocalDpi xmlns:a14="http://schemas.microsoft.com/office/drawing/2010/main" val="0"/>
-                        </a:ext>
-                      </a:extLst>
-                    </a:blip>
-                    <a:stretch>
-                      <a:fillRect/>
-                    </a:stretch>
-                  </pic:blipFill>
-                  <pic:spPr>
-                    <a:xfrm>
-                      <a:off x="0" y="0"/>
-                      <a:ext cx="913765" cy="1096645"/>
-                    </a:xfrm>
-                    <a:prstGeom prst="rect">
-                      <a:avLst/>
-                    </a:prstGeom>
-                  </pic:spPr>
-                </pic:pic>
-              </a:graphicData>
-            </a:graphic>
-            <wp14:sizeRelH relativeFrom="margin">
-              <wp14:pctWidth>0</wp14:pctWidth>
-            </wp14:sizeRelH>
-            <wp14:sizeRelV relativeFrom="margin">
-              <wp14:pctHeight>0</wp14:pctHeight>
-            </wp14:sizeRelV>
-          </wp:anchor>
-        </w:drawing>
-      </w:r>
-      <w:r>
-        <w:rPr>
           <w:rFonts w:ascii="Arial" w:eastAsia="Times New Roman" w:hAnsi="Arial" w:cs="Arial"/>
           <w:bCs/>
           <w:sz w:val="20"/>
@@ -2104,7 +1984,6 @@
           <w:rFonts w:ascii="Arial" w:hAnsi="Arial" w:cs="Arial"/>
           <w:bCs/>
           <w:noProof/>
-          <w:color w:val="EE0000"/>
           <w:sz w:val="20"/>
           <w:szCs w:val="20"/>
         </w:rPr>
@@ -2148,7 +2027,6 @@
           <w:b/>
           <w:bCs/>
           <w:noProof/>
-          <w:color w:val="EE0000"/>
           <w:sz w:val="20"/>
           <w:szCs w:val="20"/>
           <w:lang w:val="es-CL"/>
@@ -2161,7 +2039,6 @@
           <w:b/>
           <w:bCs/>
           <w:noProof/>
-          <w:color w:val="EE0000"/>
           <w:sz w:val="20"/>
           <w:szCs w:val="20"/>
           <w:lang w:val="es-CL"/>
@@ -2174,24 +2051,11 @@
           <w:b/>
           <w:bCs/>
           <w:noProof/>
-          <w:color w:val="EE0000"/>
           <w:sz w:val="20"/>
           <w:szCs w:val="20"/>
           <w:lang w:val="es-CL"/>
         </w:rPr>
-        <w:t xml:space="preserve"> </w:t>
-      </w:r>
-      <w:r>
-        <w:rPr>
-          <w:rFonts w:ascii="Arial" w:hAnsi="Arial" w:cs="Arial"/>
-          <w:b/>
-          <w:bCs/>
-          <w:noProof/>
-          <w:sz w:val="20"/>
-          <w:szCs w:val="20"/>
-          <w:lang w:val="es-CL"/>
-        </w:rPr>
-        <w:t xml:space="preserve">en adelante </w:t>
+        <w:t xml:space="preserve"> en adelante </w:t>
       </w:r>
       <w:r>
         <w:rPr>
@@ -2256,7 +2120,6 @@
           <w:rFonts w:ascii="Arial" w:hAnsi="Arial" w:cs="Arial"/>
           <w:bCs/>
           <w:noProof/>
-          <w:color w:val="EE0000"/>
           <w:sz w:val="20"/>
           <w:szCs w:val="20"/>
           <w:lang w:val="es-ES_tradnl"/>
@@ -2268,7 +2131,6 @@
           <w:rFonts w:ascii="Arial" w:hAnsi="Arial" w:cs="Arial"/>
           <w:bCs/>
           <w:noProof/>
-          <w:color w:val="EE0000"/>
           <w:sz w:val="20"/>
           <w:szCs w:val="20"/>
           <w:lang w:val="es-ES_tradnl"/>
@@ -2280,7 +2142,6 @@
           <w:rFonts w:ascii="Arial" w:hAnsi="Arial" w:cs="Arial"/>
           <w:bCs/>
           <w:noProof/>
-          <w:color w:val="EE0000"/>
           <w:sz w:val="20"/>
           <w:szCs w:val="20"/>
           <w:lang w:val="es-ES_tradnl"/>
@@ -2392,7 +2253,6 @@
           <w:b/>
           <w:bCs/>
           <w:noProof/>
-          <w:color w:val="EE0000"/>
           <w:sz w:val="20"/>
           <w:szCs w:val="20"/>
           <w:lang w:val="es-ES_tradnl"/>
@@ -2405,7 +2265,6 @@
           <w:b/>
           <w:bCs/>
           <w:noProof/>
-          <w:color w:val="EE0000"/>
           <w:sz w:val="20"/>
           <w:szCs w:val="20"/>
           <w:lang w:val="es-ES_tradnl"/>
@@ -2488,7 +2347,7 @@
                     </pic:cNvPicPr>
                   </pic:nvPicPr>
                   <pic:blipFill rotWithShape="1">
-                    <a:blip r:embed="rId14">
+                    <a:blip r:embed="rId13">
                       <a:extLst>
                         <a:ext uri="{28A0092B-C50C-407E-A947-70E740481C1C}">
                           <a14:useLocalDpi xmlns:a14="http://schemas.microsoft.com/office/drawing/2010/main" val="0"/>
@@ -2560,12 +2419,36 @@
         <w:jc w:val="both"/>
         <w:rPr>
           <w:rFonts w:ascii="Arial" w:eastAsia="Times New Roman" w:hAnsi="Arial" w:cs="Arial"/>
-          <w:b/>
+          <w:bCs/>
           <w:sz w:val="20"/>
           <w:szCs w:val="20"/>
           <w:lang w:val="es-ES_tradnl" w:eastAsia="es-ES"/>
         </w:rPr>
       </w:pPr>
+    </w:p>
+    <w:p>
+      <w:pPr>
+        <w:spacing w:after="0"/>
+        <w:ind w:firstLine="284"/>
+        <w:jc w:val="both"/>
+        <w:rPr>
+          <w:rFonts w:ascii="Arial" w:hAnsi="Arial" w:cs="Arial"/>
+          <w:bCs/>
+          <w:sz w:val="20"/>
+          <w:szCs w:val="20"/>
+          <w:lang w:val="es-ES_tradnl"/>
+        </w:rPr>
+      </w:pPr>
+      <w:r>
+        <w:rPr>
+          <w:rFonts w:ascii="Arial" w:hAnsi="Arial" w:cs="Arial"/>
+          <w:bCs/>
+          <w:sz w:val="20"/>
+          <w:szCs w:val="20"/>
+          <w:lang w:val="es-ES_tradnl"/>
+        </w:rPr>
+        <w:t>{{TEXTO_LIBRE}}</w:t>
+      </w:r>
     </w:p>
     <w:p>
       <w:pPr>
@@ -2577,6 +2460,23 @@
         <w:jc w:val="both"/>
         <w:rPr>
           <w:rFonts w:ascii="Arial" w:eastAsia="Times New Roman" w:hAnsi="Arial" w:cs="Arial"/>
+          <w:b/>
+          <w:sz w:val="20"/>
+          <w:szCs w:val="20"/>
+          <w:lang w:val="es-ES_tradnl" w:eastAsia="es-ES"/>
+        </w:rPr>
+      </w:pPr>
+    </w:p>
+    <w:p>
+      <w:pPr>
+        <w:tabs>
+          <w:tab w:val="left" w:pos="10206"/>
+        </w:tabs>
+        <w:spacing w:after="0" w:line="240" w:lineRule="atLeast"/>
+        <w:ind w:left="1418" w:right="1418"/>
+        <w:jc w:val="both"/>
+        <w:rPr>
+          <w:rFonts w:ascii="Arial" w:eastAsia="Times New Roman" w:hAnsi="Arial" w:cs="Arial"/>
           <w:sz w:val="20"/>
           <w:szCs w:val="20"/>
           <w:lang w:eastAsia="es-ES"/>
@@ -2590,7 +2490,7 @@
           <w:szCs w:val="20"/>
           <w:lang w:eastAsia="es-ES"/>
         </w:rPr>
-        <w:t>En uso de las facultades conferidas por la Ley General de la Superintendencia Nacional de Aduanas y de Administración Tributaria - SUNAT, aprobada por el Decreto Legislativo N.° 501 y modificatorias y conforme a lo dispuesto en el literal o) del artículo 4° de Texto Integrado del Reglamento de Organización y Funciones (ROF) de la Superintendencia Nacional de Aduanas y de Administración Tributaria aprobado por la Resolución de Superintendencia N.° 159-2024/SUNAT</w:t>
+        <w:t>En uso de las facultades conferidas por la Ley General de la Superintendencia Nacional de Aduanas y de Administración Tributaria - SUNAT, aprobada por el Decreto Legislativo N.° 501 y modificatorias y conforme a lo dispuesto en el literal o) del artículo 4° de Texto Integrado del Reglamento de Organización y Funciones (ROF) de la Superintendencia Nacional de Aduanas y de Administración Tributaria aprobado por la Resolución de Superintendencia N.° 159-2024/SUNAT; y en ejercicio de la facultad de delegación de firmas señalada en el artículo 72° del TUO de la Ley del Procedimiento Administrativo General - Ley N.° 27444</w:t>
       </w:r>
       <w:r>
         <w:rPr>
@@ -2601,6 +2501,22 @@
         </w:rPr>
         <w:t>.</w:t>
       </w:r>
+    </w:p>
+    <w:p>
+      <w:pPr>
+        <w:tabs>
+          <w:tab w:val="left" w:pos="10206"/>
+        </w:tabs>
+        <w:spacing w:after="0" w:line="240" w:lineRule="atLeast"/>
+        <w:ind w:left="1418" w:right="1418"/>
+        <w:jc w:val="both"/>
+        <w:rPr>
+          <w:rFonts w:ascii="Arial" w:eastAsia="Times New Roman" w:hAnsi="Arial" w:cs="Arial"/>
+          <w:sz w:val="20"/>
+          <w:szCs w:val="20"/>
+          <w:lang w:eastAsia="es-ES"/>
+        </w:rPr>
+      </w:pPr>
     </w:p>
     <w:p>
       <w:pPr>
@@ -2615,7 +2531,7 @@
           <w:b/>
           <w:sz w:val="20"/>
           <w:szCs w:val="20"/>
-          <w:lang w:val="es-ES_tradnl" w:eastAsia="es-ES"/>
+          <w:lang w:eastAsia="es-ES"/>
         </w:rPr>
       </w:pPr>
     </w:p>
@@ -2632,7 +2548,7 @@
           <w:b/>
           <w:sz w:val="20"/>
           <w:szCs w:val="20"/>
-          <w:lang w:val="es-ES_tradnl" w:eastAsia="es-ES"/>
+          <w:lang w:eastAsia="es-ES"/>
         </w:rPr>
       </w:pPr>
     </w:p>
@@ -2649,79 +2565,9 @@
           <w:b/>
           <w:sz w:val="20"/>
           <w:szCs w:val="20"/>
-          <w:lang w:val="es-ES_tradnl" w:eastAsia="es-ES"/>
-        </w:rPr>
-      </w:pPr>
-      <w:r>
-        <w:rPr>
-          <w:noProof/>
-        </w:rPr>
-        <w:drawing>
-          <wp:anchor distT="0" distB="0" distL="114300" distR="114300" simplePos="0" relativeHeight="251677696" behindDoc="1" locked="0" layoutInCell="1" allowOverlap="1" wp14:anchorId="4F015663" wp14:editId="015BF9CC">
-            <wp:simplePos x="0" y="0"/>
-            <wp:positionH relativeFrom="margin">
-              <wp:posOffset>0</wp:posOffset>
-            </wp:positionH>
-            <wp:positionV relativeFrom="paragraph">
-              <wp:posOffset>0</wp:posOffset>
-            </wp:positionV>
-            <wp:extent cx="913765" cy="1096645"/>
-            <wp:effectExtent l="0" t="0" r="635" b="8255"/>
-            <wp:wrapNone/>
-            <wp:docPr id="1375454256" name="Imagen 1375454256" descr="Imagen que contiene Gráfico&#10;&#10;Descripción generada automáticamente"/>
-            <wp:cNvGraphicFramePr>
-              <a:graphicFrameLocks xmlns:a="http://schemas.openxmlformats.org/drawingml/2006/main" noChangeAspect="1"/>
-            </wp:cNvGraphicFramePr>
-            <a:graphic xmlns:a="http://schemas.openxmlformats.org/drawingml/2006/main">
-              <a:graphicData uri="http://schemas.openxmlformats.org/drawingml/2006/picture">
-                <pic:pic xmlns:pic="http://schemas.openxmlformats.org/drawingml/2006/picture">
-                  <pic:nvPicPr>
-                    <pic:cNvPr id="20" name="Imagen 20" descr="Imagen que contiene Gráfico&#10;&#10;Descripción generada automáticamente"/>
-                    <pic:cNvPicPr/>
-                  </pic:nvPicPr>
-                  <pic:blipFill>
-                    <a:blip r:embed="rId13">
-                      <a:extLst>
-                        <a:ext uri="{28A0092B-C50C-407E-A947-70E740481C1C}">
-                          <a14:useLocalDpi xmlns:a14="http://schemas.microsoft.com/office/drawing/2010/main" val="0"/>
-                        </a:ext>
-                      </a:extLst>
-                    </a:blip>
-                    <a:stretch>
-                      <a:fillRect/>
-                    </a:stretch>
-                  </pic:blipFill>
-                  <pic:spPr>
-                    <a:xfrm>
-                      <a:off x="0" y="0"/>
-                      <a:ext cx="913765" cy="1096645"/>
-                    </a:xfrm>
-                    <a:prstGeom prst="rect">
-                      <a:avLst/>
-                    </a:prstGeom>
-                  </pic:spPr>
-                </pic:pic>
-              </a:graphicData>
-            </a:graphic>
-            <wp14:sizeRelH relativeFrom="margin">
-              <wp14:pctWidth>0</wp14:pctWidth>
-            </wp14:sizeRelH>
-            <wp14:sizeRelV relativeFrom="margin">
-              <wp14:pctHeight>0</wp14:pctHeight>
-            </wp14:sizeRelV>
-          </wp:anchor>
-        </w:drawing>
-      </w:r>
-      <w:r>
-        <w:rPr>
-          <w:rFonts w:ascii="Arial" w:eastAsia="Times New Roman" w:hAnsi="Arial" w:cs="Arial"/>
-          <w:b/>
-          <w:sz w:val="20"/>
-          <w:szCs w:val="20"/>
-          <w:lang w:val="es-ES_tradnl" w:eastAsia="es-ES"/>
-        </w:rPr>
-        <w:t>SE RESUELVE:</w:t>
-      </w:r>
+          <w:lang w:eastAsia="es-ES"/>
+        </w:rPr>
+      </w:pPr>
     </w:p>
     <w:p>
       <w:pPr>
@@ -2739,6 +2585,33 @@
           <w:lang w:val="es-ES_tradnl" w:eastAsia="es-ES"/>
         </w:rPr>
       </w:pPr>
+      <w:r>
+        <w:rPr>
+          <w:rFonts w:ascii="Arial" w:eastAsia="Times New Roman" w:hAnsi="Arial" w:cs="Arial"/>
+          <w:b/>
+          <w:sz w:val="20"/>
+          <w:szCs w:val="20"/>
+          <w:lang w:val="es-ES_tradnl" w:eastAsia="es-ES"/>
+        </w:rPr>
+        <w:t>SE RESUELVE:</w:t>
+      </w:r>
+    </w:p>
+    <w:p>
+      <w:pPr>
+        <w:tabs>
+          <w:tab w:val="left" w:pos="10206"/>
+        </w:tabs>
+        <w:spacing w:after="0" w:line="240" w:lineRule="atLeast"/>
+        <w:ind w:left="1418" w:right="1416"/>
+        <w:jc w:val="both"/>
+        <w:rPr>
+          <w:rFonts w:ascii="Arial" w:eastAsia="Times New Roman" w:hAnsi="Arial" w:cs="Arial"/>
+          <w:b/>
+          <w:sz w:val="20"/>
+          <w:szCs w:val="20"/>
+          <w:lang w:val="es-ES_tradnl" w:eastAsia="es-ES"/>
+        </w:rPr>
+      </w:pPr>
     </w:p>
     <w:p>
       <w:pPr>
@@ -2755,319 +2628,16 @@
       </w:pPr>
       <w:r>
         <w:rPr>
-          <w:rFonts w:ascii="Arial" w:hAnsi="Arial" w:cs="Arial"/>
-          <w:b/>
           <w:noProof/>
-          <w:sz w:val="20"/>
-          <w:szCs w:val="20"/>
-          <w:lang w:val="es-ES_tradnl"/>
-        </w:rPr>
-        <w:t>Artículo 1°. -</w:t>
-      </w:r>
-      <w:r>
-        <w:rPr>
-          <w:rFonts w:ascii="Arial" w:hAnsi="Arial" w:cs="Arial"/>
-          <w:noProof/>
-          <w:sz w:val="20"/>
-          <w:szCs w:val="20"/>
-          <w:lang w:val="es-ES_tradnl"/>
-        </w:rPr>
-        <w:t xml:space="preserve"> Declárese </w:t>
-      </w:r>
-      <w:r>
-        <w:rPr>
-          <w:rFonts w:ascii="Arial" w:hAnsi="Arial" w:cs="Arial"/>
-          <w:b/>
-          <w:bCs/>
-          <w:noProof/>
-          <w:sz w:val="20"/>
-          <w:szCs w:val="20"/>
-          <w:lang w:val="es-ES_tradnl"/>
-        </w:rPr>
-        <w:t xml:space="preserve">FUNDADO </w:t>
-      </w:r>
-      <w:r>
-        <w:rPr>
-          <w:rFonts w:ascii="Arial" w:hAnsi="Arial" w:cs="Arial"/>
-          <w:bCs/>
-          <w:noProof/>
-          <w:sz w:val="20"/>
-          <w:szCs w:val="20"/>
-          <w:lang w:val="es-ES_tradnl"/>
-        </w:rPr>
-        <w:t>el</w:t>
-      </w:r>
-      <w:r>
-        <w:rPr>
-          <w:rFonts w:ascii="Arial" w:hAnsi="Arial" w:cs="Arial"/>
-          <w:noProof/>
-          <w:sz w:val="20"/>
-          <w:szCs w:val="20"/>
-          <w:lang w:val="es-ES_tradnl"/>
-        </w:rPr>
-        <w:t xml:space="preserve"> Expediente N.° </w:t>
-      </w:r>
-      <w:r>
-        <w:rPr>
-          <w:rFonts w:ascii="Arial" w:hAnsi="Arial" w:cs="Arial"/>
-          <w:sz w:val="20"/>
-          <w:szCs w:val="20"/>
-        </w:rPr>
-        <w:t>{{NRO_EXP}}</w:t>
-      </w:r>
-      <w:r>
-        <w:rPr>
-          <w:rFonts w:ascii="Arial" w:hAnsi="Arial" w:cs="Arial"/>
-          <w:sz w:val="20"/>
-          <w:szCs w:val="20"/>
-        </w:rPr>
-        <w:t xml:space="preserve"> </w:t>
-      </w:r>
-      <w:r>
-        <w:rPr>
-          <w:rFonts w:ascii="Arial" w:hAnsi="Arial" w:cs="Arial"/>
-          <w:sz w:val="20"/>
-          <w:szCs w:val="20"/>
-        </w:rPr>
-        <w:t xml:space="preserve">- Formulario </w:t>
-      </w:r>
-      <w:proofErr w:type="spellStart"/>
-      <w:r>
-        <w:rPr>
-          <w:rFonts w:ascii="Arial" w:hAnsi="Arial" w:cs="Arial"/>
-          <w:sz w:val="20"/>
-          <w:szCs w:val="20"/>
-        </w:rPr>
-        <w:t>N.°</w:t>
-      </w:r>
-      <w:proofErr w:type="spellEnd"/>
-      <w:r>
-        <w:rPr>
-          <w:rFonts w:ascii="Arial" w:hAnsi="Arial" w:cs="Arial"/>
-          <w:sz w:val="20"/>
-          <w:szCs w:val="20"/>
-        </w:rPr>
-        <w:t xml:space="preserve"> 194 “Comunicación para la revocación, modificación, sustitución, complementación o convalidación de los actos administrativos” de fecha </w:t>
-      </w:r>
-      <w:r>
-        <w:rPr>
-          <w:rFonts w:ascii="Arial" w:hAnsi="Arial" w:cs="Arial"/>
-          <w:sz w:val="20"/>
-          <w:szCs w:val="20"/>
-        </w:rPr>
-        <w:t>{{FEC_EXP}}</w:t>
-      </w:r>
-      <w:r>
-        <w:rPr>
-          <w:rFonts w:ascii="Arial" w:hAnsi="Arial" w:cs="Arial"/>
-          <w:sz w:val="20"/>
-          <w:szCs w:val="20"/>
-        </w:rPr>
-        <w:t>,</w:t>
-      </w:r>
-      <w:r>
-        <w:rPr>
-          <w:rFonts w:ascii="Arial" w:hAnsi="Arial" w:cs="Arial"/>
-          <w:sz w:val="20"/>
-          <w:szCs w:val="20"/>
-        </w:rPr>
-        <w:t xml:space="preserve"> correspondiente al</w:t>
-      </w:r>
-      <w:r>
-        <w:rPr>
-          <w:rFonts w:ascii="Arial" w:hAnsi="Arial" w:cs="Arial"/>
-          <w:sz w:val="20"/>
-          <w:szCs w:val="20"/>
-        </w:rPr>
-        <w:t xml:space="preserve"> contribuyente </w:t>
-      </w:r>
-      <w:r>
-        <w:rPr>
-          <w:rFonts w:ascii="Arial" w:hAnsi="Arial" w:cs="Arial"/>
-          <w:b/>
-          <w:sz w:val="20"/>
-          <w:szCs w:val="20"/>
-        </w:rPr>
-        <w:t>{{RAZON_SOCIAL}}</w:t>
-      </w:r>
-      <w:r>
-        <w:rPr>
-          <w:rFonts w:ascii="Arial" w:hAnsi="Arial" w:cs="Arial"/>
-          <w:bCs/>
-          <w:sz w:val="20"/>
-          <w:szCs w:val="20"/>
-          <w:lang w:val="es-ES_tradnl"/>
-        </w:rPr>
-        <w:t>,</w:t>
-      </w:r>
-      <w:r>
-        <w:rPr>
-          <w:rFonts w:ascii="Arial" w:hAnsi="Arial" w:cs="Arial"/>
-          <w:bCs/>
-          <w:sz w:val="20"/>
-          <w:szCs w:val="20"/>
-          <w:lang w:val="es-ES_tradnl"/>
-        </w:rPr>
-        <w:t xml:space="preserve"> </w:t>
-      </w:r>
-      <w:r>
-        <w:rPr>
-          <w:rFonts w:ascii="Arial" w:hAnsi="Arial" w:cs="Arial"/>
-          <w:sz w:val="20"/>
-          <w:szCs w:val="20"/>
-        </w:rPr>
-        <w:t xml:space="preserve">identificado con RUC </w:t>
-      </w:r>
-      <w:proofErr w:type="spellStart"/>
-      <w:r>
-        <w:rPr>
-          <w:rFonts w:ascii="Arial" w:hAnsi="Arial" w:cs="Arial"/>
-          <w:sz w:val="20"/>
-          <w:szCs w:val="20"/>
-        </w:rPr>
-        <w:t>N.°</w:t>
-      </w:r>
-      <w:proofErr w:type="spellEnd"/>
-      <w:r>
-        <w:rPr>
-          <w:rFonts w:ascii="Arial" w:hAnsi="Arial" w:cs="Arial"/>
-          <w:sz w:val="20"/>
-          <w:szCs w:val="20"/>
-        </w:rPr>
-        <w:t xml:space="preserve"> </w:t>
-      </w:r>
-      <w:r>
-        <w:rPr>
-          <w:rFonts w:ascii="Arial" w:hAnsi="Arial" w:cs="Arial"/>
-          <w:b/>
-          <w:sz w:val="20"/>
-          <w:szCs w:val="20"/>
-        </w:rPr>
-        <w:t>{{RUC}}</w:t>
-      </w:r>
-      <w:r>
-        <w:rPr>
-          <w:rFonts w:ascii="Arial" w:hAnsi="Arial" w:cs="Arial"/>
-          <w:noProof/>
-          <w:sz w:val="20"/>
-          <w:szCs w:val="20"/>
-          <w:lang w:val="es-ES_tradnl"/>
-        </w:rPr>
-        <w:t xml:space="preserve">; en consecuencia, </w:t>
-      </w:r>
-      <w:r>
-        <w:rPr>
-          <w:rFonts w:ascii="Arial" w:hAnsi="Arial" w:cs="Arial"/>
-          <w:b/>
-          <w:bCs/>
-          <w:noProof/>
-          <w:sz w:val="20"/>
-          <w:szCs w:val="20"/>
-          <w:lang w:val="es-ES_tradnl"/>
-        </w:rPr>
-        <w:t xml:space="preserve">REVÓQUESE </w:t>
-      </w:r>
-      <w:r>
-        <w:rPr>
-          <w:rFonts w:ascii="Arial" w:hAnsi="Arial" w:cs="Arial"/>
-          <w:noProof/>
-          <w:sz w:val="20"/>
-          <w:szCs w:val="20"/>
-          <w:lang w:val="es-ES_tradnl"/>
-        </w:rPr>
-        <w:t xml:space="preserve">la Resolución de Multa N.° </w:t>
-      </w:r>
-      <w:r>
-        <w:rPr>
-          <w:rFonts w:ascii="Arial" w:hAnsi="Arial" w:cs="Arial"/>
-          <w:b/>
-          <w:bCs/>
-          <w:noProof/>
-          <w:sz w:val="20"/>
-          <w:szCs w:val="20"/>
-        </w:rPr>
-        <w:t>{{NRO_OP}}</w:t>
-      </w:r>
-      <w:r>
-        <w:rPr>
-          <w:rFonts w:ascii="Arial" w:hAnsi="Arial" w:cs="Arial"/>
-          <w:b/>
-          <w:bCs/>
-          <w:noProof/>
-          <w:sz w:val="20"/>
-          <w:szCs w:val="20"/>
-        </w:rPr>
-        <w:t>.</w:t>
-      </w:r>
-    </w:p>
-    <w:p>
-      <w:pPr>
-        <w:spacing w:after="0" w:line="240" w:lineRule="atLeast"/>
-        <w:ind w:left="1418" w:right="1416"/>
-        <w:jc w:val="both"/>
-        <w:rPr>
-          <w:rFonts w:ascii="Arial" w:hAnsi="Arial" w:cs="Arial"/>
-          <w:noProof/>
-          <w:sz w:val="20"/>
-          <w:szCs w:val="20"/>
-          <w:lang w:val="es-ES_tradnl"/>
-        </w:rPr>
-      </w:pPr>
-      <w:r>
-        <w:rPr>
-          <w:rFonts w:ascii="Arial" w:hAnsi="Arial" w:cs="Arial"/>
-          <w:noProof/>
-          <w:sz w:val="20"/>
-          <w:szCs w:val="20"/>
-          <w:lang w:val="es-ES_tradnl"/>
-        </w:rPr>
-        <w:t xml:space="preserve"> </w:t>
-      </w:r>
-    </w:p>
-    <w:p>
-      <w:pPr>
-        <w:spacing w:after="0" w:line="240" w:lineRule="atLeast"/>
-        <w:ind w:left="1418" w:right="1416"/>
-        <w:jc w:val="both"/>
-        <w:rPr>
-          <w:rFonts w:ascii="Arial" w:hAnsi="Arial" w:cs="Arial"/>
-          <w:noProof/>
-          <w:sz w:val="20"/>
-          <w:szCs w:val="20"/>
-        </w:rPr>
-      </w:pPr>
-      <w:r>
-        <w:rPr>
-          <w:rFonts w:ascii="Arial" w:hAnsi="Arial" w:cs="Arial"/>
-          <w:b/>
-          <w:bCs/>
-          <w:noProof/>
-          <w:sz w:val="20"/>
-          <w:szCs w:val="20"/>
-        </w:rPr>
-        <w:t xml:space="preserve">Artículo 2°. - </w:t>
-      </w:r>
-      <w:r>
-        <w:rPr>
-          <w:rFonts w:ascii="Arial" w:hAnsi="Arial" w:cs="Arial"/>
-          <w:noProof/>
-          <w:sz w:val="20"/>
-          <w:szCs w:val="20"/>
-        </w:rPr>
-        <w:t xml:space="preserve">La Superintendencia Nacional de Aduanas y de Administración Tributaria se reserva el </w:t>
-      </w:r>
-      <w:r>
-        <w:rPr>
-          <w:noProof/>
         </w:rPr>
         <w:drawing>
-          <wp:anchor distT="0" distB="0" distL="114300" distR="114300" simplePos="0" relativeHeight="251675648" behindDoc="1" locked="0" layoutInCell="1" allowOverlap="1" wp14:anchorId="6956D80F" wp14:editId="43ABB58E">
+          <wp:anchor distT="0" distB="0" distL="114300" distR="114300" simplePos="0" relativeHeight="251675648" behindDoc="1" locked="0" layoutInCell="1" allowOverlap="1" wp14:anchorId="6956D80F" wp14:editId="12E7EDED">
             <wp:simplePos x="0" y="0"/>
             <wp:positionH relativeFrom="margin">
-              <wp:posOffset>0</wp:posOffset>
+              <wp:posOffset>-47708</wp:posOffset>
             </wp:positionH>
             <wp:positionV relativeFrom="paragraph">
-              <wp:posOffset>152400</wp:posOffset>
+              <wp:posOffset>255767</wp:posOffset>
             </wp:positionV>
             <wp:extent cx="809625" cy="866775"/>
             <wp:effectExtent l="0" t="0" r="9525" b="9525"/>
@@ -3086,7 +2656,7 @@
                     </pic:cNvPicPr>
                   </pic:nvPicPr>
                   <pic:blipFill rotWithShape="1">
-                    <a:blip r:embed="rId14">
+                    <a:blip r:embed="rId13">
                       <a:extLst>
                         <a:ext uri="{28A0092B-C50C-407E-A947-70E740481C1C}">
                           <a14:useLocalDpi xmlns:a14="http://schemas.microsoft.com/office/drawing/2010/main" val="0"/>
@@ -3129,11 +2699,214 @@
       <w:r>
         <w:rPr>
           <w:rFonts w:ascii="Arial" w:hAnsi="Arial" w:cs="Arial"/>
+          <w:b/>
           <w:noProof/>
           <w:sz w:val="20"/>
           <w:szCs w:val="20"/>
-        </w:rPr>
-        <w:t>derecho de practicar una verificación y/o fiscalización con posterioridad al presente acto, dentro de los plazos de prescripción previstos en el Texto Único Ordenado del Código Tributario, aprobado por el Decreto Supremo N.° 133-2013-EF y normas modificatorias, sin perjuicio de aplicar las sanciones pertinentes de acuerdo a ley.</w:t>
+          <w:lang w:val="es-ES_tradnl"/>
+        </w:rPr>
+        <w:t>Artículo 1°. -</w:t>
+      </w:r>
+      <w:r>
+        <w:rPr>
+          <w:rFonts w:ascii="Arial" w:hAnsi="Arial" w:cs="Arial"/>
+          <w:noProof/>
+          <w:sz w:val="20"/>
+          <w:szCs w:val="20"/>
+          <w:lang w:val="es-ES_tradnl"/>
+        </w:rPr>
+        <w:t xml:space="preserve"> Declárese </w:t>
+      </w:r>
+      <w:r>
+        <w:rPr>
+          <w:rFonts w:ascii="Arial" w:hAnsi="Arial" w:cs="Arial"/>
+          <w:b/>
+          <w:bCs/>
+          <w:noProof/>
+          <w:sz w:val="20"/>
+          <w:szCs w:val="20"/>
+          <w:lang w:val="es-ES_tradnl"/>
+        </w:rPr>
+        <w:t xml:space="preserve">FUNDADO </w:t>
+      </w:r>
+      <w:r>
+        <w:rPr>
+          <w:rFonts w:ascii="Arial" w:hAnsi="Arial" w:cs="Arial"/>
+          <w:bCs/>
+          <w:noProof/>
+          <w:sz w:val="20"/>
+          <w:szCs w:val="20"/>
+          <w:lang w:val="es-ES_tradnl"/>
+        </w:rPr>
+        <w:t>el</w:t>
+      </w:r>
+      <w:r>
+        <w:rPr>
+          <w:rFonts w:ascii="Arial" w:hAnsi="Arial" w:cs="Arial"/>
+          <w:noProof/>
+          <w:sz w:val="20"/>
+          <w:szCs w:val="20"/>
+          <w:lang w:val="es-ES_tradnl"/>
+        </w:rPr>
+        <w:t xml:space="preserve"> Expediente N.° </w:t>
+      </w:r>
+      <w:r>
+        <w:rPr>
+          <w:rFonts w:ascii="Arial" w:hAnsi="Arial" w:cs="Arial"/>
+          <w:bCs/>
+          <w:sz w:val="20"/>
+          <w:szCs w:val="20"/>
+        </w:rPr>
+        <w:t>{{NRO_EXP}}</w:t>
+      </w:r>
+      <w:r>
+        <w:rPr>
+          <w:rFonts w:ascii="Arial" w:hAnsi="Arial" w:cs="Arial"/>
+          <w:bCs/>
+          <w:sz w:val="20"/>
+          <w:szCs w:val="20"/>
+        </w:rPr>
+        <w:t xml:space="preserve"> </w:t>
+      </w:r>
+      <w:r>
+        <w:rPr>
+          <w:rFonts w:ascii="Arial" w:hAnsi="Arial" w:cs="Arial"/>
+          <w:sz w:val="20"/>
+          <w:szCs w:val="20"/>
+        </w:rPr>
+        <w:t xml:space="preserve">- Formulario N.° 194 “Comunicación para la revocación, modificación, sustitución, complementación o convalidación de los actos administrativos” de fecha </w:t>
+      </w:r>
+      <w:r>
+        <w:rPr>
+          <w:rFonts w:ascii="Arial" w:hAnsi="Arial" w:cs="Arial"/>
+          <w:bCs/>
+          <w:sz w:val="20"/>
+          <w:szCs w:val="20"/>
+        </w:rPr>
+        <w:t>{{FEC_EXP}}</w:t>
+      </w:r>
+      <w:r>
+        <w:rPr>
+          <w:rFonts w:ascii="Arial" w:hAnsi="Arial" w:cs="Arial"/>
+          <w:bCs/>
+          <w:sz w:val="20"/>
+          <w:szCs w:val="20"/>
+          <w:lang w:val="es-ES_tradnl"/>
+        </w:rPr>
+        <w:t>,</w:t>
+      </w:r>
+      <w:r>
+        <w:rPr>
+          <w:rFonts w:ascii="Arial" w:hAnsi="Arial" w:cs="Arial"/>
+          <w:bCs/>
+          <w:sz w:val="20"/>
+          <w:szCs w:val="20"/>
+          <w:lang w:val="es-ES_tradnl"/>
+        </w:rPr>
+        <w:t xml:space="preserve"> </w:t>
+      </w:r>
+      <w:r>
+        <w:rPr>
+          <w:rFonts w:ascii="Arial" w:hAnsi="Arial" w:cs="Arial"/>
+          <w:sz w:val="20"/>
+          <w:szCs w:val="20"/>
+        </w:rPr>
+        <w:t>correspondiente al</w:t>
+      </w:r>
+      <w:r>
+        <w:rPr>
+          <w:rFonts w:ascii="Arial" w:hAnsi="Arial" w:cs="Arial"/>
+          <w:sz w:val="20"/>
+          <w:szCs w:val="20"/>
+        </w:rPr>
+        <w:t xml:space="preserve"> contribuyente </w:t>
+      </w:r>
+      <w:r>
+        <w:rPr>
+          <w:rFonts w:ascii="Arial" w:hAnsi="Arial" w:cs="Arial"/>
+          <w:b/>
+          <w:sz w:val="20"/>
+          <w:szCs w:val="20"/>
+        </w:rPr>
+        <w:t>{{RAZON_SOCIAL}}</w:t>
+      </w:r>
+      <w:r>
+        <w:rPr>
+          <w:rFonts w:ascii="Arial" w:hAnsi="Arial" w:cs="Arial"/>
+          <w:bCs/>
+          <w:sz w:val="20"/>
+          <w:szCs w:val="20"/>
+          <w:lang w:val="es-ES_tradnl"/>
+        </w:rPr>
+        <w:t xml:space="preserve">, </w:t>
+      </w:r>
+      <w:r>
+        <w:rPr>
+          <w:rFonts w:ascii="Arial" w:hAnsi="Arial" w:cs="Arial"/>
+          <w:sz w:val="20"/>
+          <w:szCs w:val="20"/>
+        </w:rPr>
+        <w:t xml:space="preserve"> identificado con RUC N.° </w:t>
+      </w:r>
+      <w:r>
+        <w:rPr>
+          <w:rFonts w:ascii="Arial" w:hAnsi="Arial" w:cs="Arial"/>
+          <w:b/>
+          <w:sz w:val="20"/>
+          <w:szCs w:val="20"/>
+        </w:rPr>
+        <w:t>{{RUC}}</w:t>
+      </w:r>
+      <w:r>
+        <w:rPr>
+          <w:rFonts w:ascii="Arial" w:hAnsi="Arial" w:cs="Arial"/>
+          <w:noProof/>
+          <w:sz w:val="20"/>
+          <w:szCs w:val="20"/>
+          <w:lang w:val="es-ES_tradnl"/>
+        </w:rPr>
+        <w:t xml:space="preserve">; en consecuencia, </w:t>
+      </w:r>
+      <w:r>
+        <w:rPr>
+          <w:rFonts w:ascii="Arial" w:hAnsi="Arial" w:cs="Arial"/>
+          <w:b/>
+          <w:bCs/>
+          <w:noProof/>
+          <w:sz w:val="20"/>
+          <w:szCs w:val="20"/>
+          <w:lang w:val="es-ES_tradnl"/>
+        </w:rPr>
+        <w:t xml:space="preserve">REVÓQUESE </w:t>
+      </w:r>
+      <w:r>
+        <w:rPr>
+          <w:rFonts w:ascii="Arial" w:hAnsi="Arial" w:cs="Arial"/>
+          <w:noProof/>
+          <w:sz w:val="20"/>
+          <w:szCs w:val="20"/>
+          <w:lang w:val="es-ES_tradnl"/>
+        </w:rPr>
+        <w:t xml:space="preserve">la Resolución de Multa N.° </w:t>
+      </w:r>
+      <w:r>
+        <w:rPr>
+          <w:rFonts w:ascii="Arial" w:hAnsi="Arial" w:cs="Arial"/>
+          <w:b/>
+          <w:bCs/>
+          <w:sz w:val="20"/>
+          <w:szCs w:val="20"/>
+        </w:rPr>
+        <w:t>{{NRO_OP}}</w:t>
+      </w:r>
+      <w:r>
+        <w:rPr>
+          <w:rFonts w:ascii="Arial" w:hAnsi="Arial" w:cs="Arial"/>
+          <w:sz w:val="20"/>
+          <w:szCs w:val="20"/>
+          <w:lang w:val="es-ES_tradnl"/>
+        </w:rPr>
+        <w:t>.</w:t>
       </w:r>
     </w:p>
     <w:p>
@@ -3149,6 +2922,16 @@
           <w:lang w:val="es-ES_tradnl"/>
         </w:rPr>
       </w:pPr>
+      <w:r>
+        <w:rPr>
+          <w:rFonts w:ascii="Arial" w:hAnsi="Arial" w:cs="Arial"/>
+          <w:noProof/>
+          <w:sz w:val="20"/>
+          <w:szCs w:val="20"/>
+          <w:lang w:val="es-ES_tradnl"/>
+        </w:rPr>
+        <w:t xml:space="preserve"> </w:t>
+      </w:r>
     </w:p>
     <w:p>
       <w:pPr>
@@ -3157,6 +2940,53 @@
         <w:jc w:val="both"/>
         <w:rPr>
           <w:rFonts w:ascii="Arial" w:hAnsi="Arial" w:cs="Arial"/>
+          <w:noProof/>
+          <w:sz w:val="20"/>
+          <w:szCs w:val="20"/>
+        </w:rPr>
+      </w:pPr>
+      <w:r>
+        <w:rPr>
+          <w:rFonts w:ascii="Arial" w:hAnsi="Arial" w:cs="Arial"/>
+          <w:b/>
+          <w:bCs/>
+          <w:noProof/>
+          <w:sz w:val="20"/>
+          <w:szCs w:val="20"/>
+        </w:rPr>
+        <w:t xml:space="preserve">Artículo 2°. - </w:t>
+      </w:r>
+      <w:r>
+        <w:rPr>
+          <w:rFonts w:ascii="Arial" w:hAnsi="Arial" w:cs="Arial"/>
+          <w:noProof/>
+          <w:sz w:val="20"/>
+          <w:szCs w:val="20"/>
+        </w:rPr>
+        <w:t>La Superintendencia Nacional de Aduanas y de Administración Tributaria se reserva el derecho de practicar una verificación y/o fiscalización con posterioridad al presente acto, dentro de los plazos de prescripción previstos en el Texto Único Ordenado del Código Tributario, aprobado por el Decreto Supremo N.° 133-2013-EF y normas modificatorias, sin perjuicio de aplicar las sanciones pertinentes de acuerdo a ley.</w:t>
+      </w:r>
+    </w:p>
+    <w:p>
+      <w:pPr>
+        <w:spacing w:after="0" w:line="240" w:lineRule="atLeast"/>
+        <w:ind w:left="1418" w:right="1416"/>
+        <w:jc w:val="both"/>
+        <w:rPr>
+          <w:rFonts w:ascii="Arial" w:hAnsi="Arial" w:cs="Arial"/>
+          <w:noProof/>
+          <w:sz w:val="20"/>
+          <w:szCs w:val="20"/>
+          <w:lang w:val="es-ES_tradnl"/>
+        </w:rPr>
+      </w:pPr>
+    </w:p>
+    <w:p>
+      <w:pPr>
+        <w:spacing w:after="0" w:line="240" w:lineRule="atLeast"/>
+        <w:ind w:left="1418" w:right="1416"/>
+        <w:jc w:val="both"/>
+        <w:rPr>
+          <w:rFonts w:ascii="Arial" w:hAnsi="Arial" w:cs="Arial"/>
           <w:color w:val="000000" w:themeColor="text1"/>
           <w:sz w:val="20"/>
           <w:szCs w:val="20"/>
@@ -3239,18 +3069,18 @@
           <w:noProof/>
         </w:rPr>
         <w:drawing>
-          <wp:anchor distT="0" distB="0" distL="114300" distR="114300" simplePos="0" relativeHeight="251683840" behindDoc="1" locked="0" layoutInCell="1" allowOverlap="1" wp14:anchorId="13995CDD" wp14:editId="231A988D">
+          <wp:anchor distT="0" distB="0" distL="114300" distR="114300" simplePos="0" relativeHeight="251679744" behindDoc="1" locked="0" layoutInCell="1" allowOverlap="1" wp14:anchorId="1E2D5974" wp14:editId="7BBC3DB1">
             <wp:simplePos x="0" y="0"/>
-            <wp:positionH relativeFrom="column">
-              <wp:posOffset>3019425</wp:posOffset>
+            <wp:positionH relativeFrom="margin">
+              <wp:align>center</wp:align>
             </wp:positionH>
             <wp:positionV relativeFrom="paragraph">
-              <wp:posOffset>247015</wp:posOffset>
+              <wp:posOffset>78878</wp:posOffset>
             </wp:positionV>
-            <wp:extent cx="1854251" cy="864559"/>
-            <wp:effectExtent l="0" t="0" r="0" b="0"/>
+            <wp:extent cx="2316559" cy="1290210"/>
+            <wp:effectExtent l="0" t="0" r="7620" b="5715"/>
             <wp:wrapNone/>
-            <wp:docPr id="2046195723" name="Imagen 1" descr="Texto, Carta&#10;&#10;El contenido generado por IA puede ser incorrecto."/>
+            <wp:docPr id="1306679053" name="Imagen 1" descr="Gráfico, Gráfico de líneas&#10;&#10;El contenido generado por IA puede ser incorrecto."/>
             <wp:cNvGraphicFramePr>
               <a:graphicFrameLocks xmlns:a="http://schemas.openxmlformats.org/drawingml/2006/main" noChangeAspect="1"/>
             </wp:cNvGraphicFramePr>
@@ -3258,29 +3088,41 @@
               <a:graphicData uri="http://schemas.openxmlformats.org/drawingml/2006/picture">
                 <pic:pic xmlns:pic="http://schemas.openxmlformats.org/drawingml/2006/picture">
                   <pic:nvPicPr>
-                    <pic:cNvPr id="2046195723" name="Imagen 1" descr="Texto, Carta&#10;&#10;El contenido generado por IA puede ser incorrecto."/>
-                    <pic:cNvPicPr/>
+                    <pic:cNvPr id="1306679053" name="Imagen 1" descr="Gráfico, Gráfico de líneas&#10;&#10;El contenido generado por IA puede ser incorrecto."/>
+                    <pic:cNvPicPr>
+                      <a:picLocks noChangeAspect="1" noChangeArrowheads="1"/>
+                    </pic:cNvPicPr>
                   </pic:nvPicPr>
-                  <pic:blipFill>
-                    <a:blip r:embed="rId15">
+                  <pic:blipFill rotWithShape="1">
+                    <a:blip r:embed="rId14" r:link="rId15">
                       <a:extLst>
                         <a:ext uri="{28A0092B-C50C-407E-A947-70E740481C1C}">
                           <a14:useLocalDpi xmlns:a14="http://schemas.microsoft.com/office/drawing/2010/main" val="0"/>
                         </a:ext>
                       </a:extLst>
                     </a:blip>
+                    <a:srcRect l="4950" t="12735" r="5683" b="11954"/>
                     <a:stretch>
                       <a:fillRect/>
                     </a:stretch>
                   </pic:blipFill>
-                  <pic:spPr>
+                  <pic:spPr bwMode="auto">
                     <a:xfrm>
                       <a:off x="0" y="0"/>
-                      <a:ext cx="1854251" cy="864559"/>
+                      <a:ext cx="2316559" cy="1290210"/>
                     </a:xfrm>
                     <a:prstGeom prst="rect">
                       <a:avLst/>
                     </a:prstGeom>
+                    <a:noFill/>
+                    <a:ln>
+                      <a:noFill/>
+                    </a:ln>
+                    <a:extLst>
+                      <a:ext uri="{53640926-AAD7-44D8-BBD7-CCE9431645EC}">
+                        <a14:shadowObscured xmlns:a14="http://schemas.microsoft.com/office/drawing/2010/main"/>
+                      </a:ext>
+                    </a:extLst>
                   </pic:spPr>
                 </pic:pic>
               </a:graphicData>
@@ -8206,130 +8048,130 @@
       </w:rPr>
     </w:lvl>
   </w:abstractNum>
-  <w:num w:numId="1" w16cid:durableId="1215119044">
+  <w:num w:numId="1" w16cid:durableId="33819802">
     <w:abstractNumId w:val="0"/>
   </w:num>
-  <w:num w:numId="2" w16cid:durableId="1010108346">
+  <w:num w:numId="2" w16cid:durableId="609700837">
     <w:abstractNumId w:val="24"/>
   </w:num>
-  <w:num w:numId="3" w16cid:durableId="337587499">
+  <w:num w:numId="3" w16cid:durableId="59136747">
     <w:abstractNumId w:val="12"/>
   </w:num>
-  <w:num w:numId="4" w16cid:durableId="1495338969">
+  <w:num w:numId="4" w16cid:durableId="1324578780">
     <w:abstractNumId w:val="19"/>
   </w:num>
-  <w:num w:numId="5" w16cid:durableId="810052105">
+  <w:num w:numId="5" w16cid:durableId="28848284">
     <w:abstractNumId w:val="21"/>
   </w:num>
-  <w:num w:numId="6" w16cid:durableId="777140971">
+  <w:num w:numId="6" w16cid:durableId="1183670316">
     <w:abstractNumId w:val="2"/>
   </w:num>
-  <w:num w:numId="7" w16cid:durableId="2119635922">
+  <w:num w:numId="7" w16cid:durableId="1489900199">
     <w:abstractNumId w:val="20"/>
   </w:num>
-  <w:num w:numId="8" w16cid:durableId="488639694">
+  <w:num w:numId="8" w16cid:durableId="1912810545">
     <w:abstractNumId w:val="32"/>
   </w:num>
-  <w:num w:numId="9" w16cid:durableId="2125611928">
+  <w:num w:numId="9" w16cid:durableId="2100786167">
     <w:abstractNumId w:val="1"/>
   </w:num>
-  <w:num w:numId="10" w16cid:durableId="1743135608">
+  <w:num w:numId="10" w16cid:durableId="2024354020">
     <w:abstractNumId w:val="40"/>
   </w:num>
-  <w:num w:numId="11" w16cid:durableId="1755198708">
+  <w:num w:numId="11" w16cid:durableId="1252663588">
     <w:abstractNumId w:val="6"/>
   </w:num>
-  <w:num w:numId="12" w16cid:durableId="728387320">
+  <w:num w:numId="12" w16cid:durableId="860051241">
     <w:abstractNumId w:val="37"/>
   </w:num>
-  <w:num w:numId="13" w16cid:durableId="1392387452">
+  <w:num w:numId="13" w16cid:durableId="970210637">
     <w:abstractNumId w:val="17"/>
   </w:num>
-  <w:num w:numId="14" w16cid:durableId="1289580812">
+  <w:num w:numId="14" w16cid:durableId="244386751">
     <w:abstractNumId w:val="7"/>
   </w:num>
-  <w:num w:numId="15" w16cid:durableId="651522438">
+  <w:num w:numId="15" w16cid:durableId="1292635416">
     <w:abstractNumId w:val="16"/>
   </w:num>
-  <w:num w:numId="16" w16cid:durableId="1602296970">
+  <w:num w:numId="16" w16cid:durableId="270551401">
     <w:abstractNumId w:val="11"/>
   </w:num>
-  <w:num w:numId="17" w16cid:durableId="336427217">
+  <w:num w:numId="17" w16cid:durableId="1647394436">
     <w:abstractNumId w:val="25"/>
   </w:num>
-  <w:num w:numId="18" w16cid:durableId="1155727404">
+  <w:num w:numId="18" w16cid:durableId="831531182">
     <w:abstractNumId w:val="28"/>
   </w:num>
-  <w:num w:numId="19" w16cid:durableId="1480028692">
+  <w:num w:numId="19" w16cid:durableId="293875018">
     <w:abstractNumId w:val="8"/>
   </w:num>
-  <w:num w:numId="20" w16cid:durableId="862401339">
+  <w:num w:numId="20" w16cid:durableId="2005429657">
     <w:abstractNumId w:val="27"/>
   </w:num>
-  <w:num w:numId="21" w16cid:durableId="419253501">
+  <w:num w:numId="21" w16cid:durableId="2054959618">
     <w:abstractNumId w:val="22"/>
   </w:num>
-  <w:num w:numId="22" w16cid:durableId="1431048085">
+  <w:num w:numId="22" w16cid:durableId="1179615107">
     <w:abstractNumId w:val="41"/>
   </w:num>
-  <w:num w:numId="23" w16cid:durableId="108790595">
+  <w:num w:numId="23" w16cid:durableId="1835101707">
     <w:abstractNumId w:val="18"/>
   </w:num>
-  <w:num w:numId="24" w16cid:durableId="1441299846">
+  <w:num w:numId="24" w16cid:durableId="816842600">
     <w:abstractNumId w:val="5"/>
   </w:num>
-  <w:num w:numId="25" w16cid:durableId="1401637362">
+  <w:num w:numId="25" w16cid:durableId="1201822167">
     <w:abstractNumId w:val="10"/>
   </w:num>
-  <w:num w:numId="26" w16cid:durableId="150761192">
+  <w:num w:numId="26" w16cid:durableId="615139865">
     <w:abstractNumId w:val="35"/>
   </w:num>
-  <w:num w:numId="27" w16cid:durableId="2021538461">
+  <w:num w:numId="27" w16cid:durableId="898512810">
     <w:abstractNumId w:val="34"/>
   </w:num>
-  <w:num w:numId="28" w16cid:durableId="1745445521">
+  <w:num w:numId="28" w16cid:durableId="68577925">
     <w:abstractNumId w:val="39"/>
   </w:num>
-  <w:num w:numId="29" w16cid:durableId="615260440">
+  <w:num w:numId="29" w16cid:durableId="1572353860">
     <w:abstractNumId w:val="15"/>
   </w:num>
-  <w:num w:numId="30" w16cid:durableId="1308903374">
+  <w:num w:numId="30" w16cid:durableId="874200784">
     <w:abstractNumId w:val="4"/>
   </w:num>
-  <w:num w:numId="31" w16cid:durableId="2010214637">
+  <w:num w:numId="31" w16cid:durableId="1457521930">
     <w:abstractNumId w:val="14"/>
   </w:num>
-  <w:num w:numId="32" w16cid:durableId="180359165">
+  <w:num w:numId="32" w16cid:durableId="4552176">
     <w:abstractNumId w:val="26"/>
   </w:num>
-  <w:num w:numId="33" w16cid:durableId="47456344">
+  <w:num w:numId="33" w16cid:durableId="781337775">
     <w:abstractNumId w:val="31"/>
   </w:num>
-  <w:num w:numId="34" w16cid:durableId="443692989">
+  <w:num w:numId="34" w16cid:durableId="1797218231">
     <w:abstractNumId w:val="13"/>
   </w:num>
-  <w:num w:numId="35" w16cid:durableId="45689158">
+  <w:num w:numId="35" w16cid:durableId="674528773">
     <w:abstractNumId w:val="38"/>
   </w:num>
-  <w:num w:numId="36" w16cid:durableId="782459200">
+  <w:num w:numId="36" w16cid:durableId="1867063209">
     <w:abstractNumId w:val="23"/>
   </w:num>
-  <w:num w:numId="37" w16cid:durableId="510292923">
+  <w:num w:numId="37" w16cid:durableId="1599871545">
     <w:abstractNumId w:val="30"/>
   </w:num>
-  <w:num w:numId="38" w16cid:durableId="141972337">
+  <w:num w:numId="38" w16cid:durableId="2028826228">
     <w:abstractNumId w:val="3"/>
   </w:num>
-  <w:num w:numId="39" w16cid:durableId="414400755">
+  <w:num w:numId="39" w16cid:durableId="1690567189">
     <w:abstractNumId w:val="33"/>
   </w:num>
-  <w:num w:numId="40" w16cid:durableId="1635258295">
+  <w:num w:numId="40" w16cid:durableId="1112281708">
     <w:abstractNumId w:val="36"/>
   </w:num>
-  <w:num w:numId="41" w16cid:durableId="483161958">
+  <w:num w:numId="41" w16cid:durableId="1624732175">
     <w:abstractNumId w:val="29"/>
   </w:num>
-  <w:num w:numId="42" w16cid:durableId="930238106">
+  <w:num w:numId="42" w16cid:durableId="1501962817">
     <w:abstractNumId w:val="9"/>
   </w:num>
 </w:numbering>
@@ -8733,7 +8575,7 @@
   <w:style w:type="paragraph" w:default="1" w:styleId="Normal">
     <w:name w:val="Normal"/>
     <w:qFormat/>
-    <w:rsid w:val="00350E5D"/>
+    <w:rsid w:val="00DE6D70"/>
     <w:pPr>
       <w:ind w:left="1134" w:right="1134"/>
     </w:pPr>
